--- a/report/PerMFL_report_alt_full.docx
+++ b/report/PerMFL_report_alt_full.docx
@@ -210,6 +210,9 @@
         <w:jc w:val="center"/>
       </w:pPr>
       <w:r>
+        <w:rPr>
+          <w:highlight w:val="red"/>
+        </w:rPr>
         <w:t>Department of Computing and Mathematics</w:t>
       </w:r>
     </w:p>
@@ -240,6 +243,22 @@
           </w:pPr>
           <w:r>
             <w:t>Contents</w:t>
+          </w:r>
+        </w:p>
+        <w:p>
+          <w:pPr>
+            <w:pBdr>
+              <w:top w:val="single" w:sz="6" w:space="4" w:color="C00000"/>
+              <w:bottom w:val="single" w:sz="6" w:space="4" w:color="C00000"/>
+            </w:pBdr>
+            <w:spacing w:before="120" w:after="120"/>
+          </w:pPr>
+          <w:r>
+            <w:rPr>
+              <w:i/>
+              <w:sz w:val="18"/>
+            </w:rPr>
+            <w:t xml:space="preserve">Draft marking: text highlighted in RED is a placeholder that must be replaced before submission. Text highlighted in YELLOW is a claim that is either unverified, rests on a single run, or depends on a citation whose details need checking. Neither colour should survive into the final document.</w:t>
           </w:r>
         </w:p>
         <w:p>
@@ -544,6 +563,7 @@
           <w:hyperlink w:anchor="_Toc40899003" w:history="1">
             <w:r>
               <w:rPr>
+                <w:highlight w:val="red"/>
                 <w:rStyle w:val="Hyperlink"/>
                 <w:noProof/>
               </w:rPr>
@@ -788,6 +808,7 @@
           <w:hyperlink w:anchor="_Toc40899006" w:history="1">
             <w:r>
               <w:rPr>
+                <w:highlight w:val="red"/>
                 <w:rStyle w:val="Hyperlink"/>
                 <w:noProof/>
               </w:rPr>
@@ -933,6 +954,7 @@
           <w:hyperlink w:anchor="_Toc40899008" w:history="1">
             <w:r>
               <w:rPr>
+                <w:highlight w:val="red"/>
                 <w:rStyle w:val="Hyperlink"/>
                 <w:noProof/>
               </w:rPr>
@@ -1060,6 +1082,9 @@
         <w:tab/>
       </w:r>
       <w:r>
+        <w:rPr>
+          <w:highlight w:val="red"/>
+        </w:rPr>
         <w:t>Quality measurements used by CQA . . . . . . . . . . . . . . . . . .</w:t>
       </w:r>
       <w:r>
@@ -1108,6 +1133,9 @@
         <w:t>1.1</w:t>
       </w:r>
       <w:r>
+        <w:rPr>
+          <w:highlight w:val="red"/>
+        </w:rPr>
         <w:tab/>
         <w:t>Transform coding. . . . . . . . . . . . . . . . . . . . . . . . . . . . .</w:t>
       </w:r>
@@ -1136,6 +1164,9 @@
         <w:ind w:left="-5" w:right="14"/>
       </w:pPr>
       <w:r>
+        <w:rPr>
+          <w:highlight w:val="red"/>
+        </w:rPr>
         <w:t>The abstract is a formal description of the reason for doing this</w:t>
       </w:r>
       <w:r>
@@ -1291,6 +1322,9 @@
         <w:t>PCA</w:t>
       </w:r>
       <w:r>
+        <w:rPr>
+          <w:highlight w:val="red"/>
+        </w:rPr>
         <w:tab/>
         <w:t>Principal Components Analysis</w:t>
       </w:r>
@@ -1396,6 +1430,9 @@
     <w:p>
       <w:pPr/>
       <w:r>
+        <w:rPr>
+          <w:highlight w:val="yellow"/>
+        </w:rPr>
         <w:t xml:space="preserve">This project takes PerMFL (Permfl 2024) as its base. PerMFL is a three-tier personalised federated learning method with a device model, a team model, and a global model, coupled by squared Euclidean penalties. It provides convergence guarantees, linear for smooth strongly convex problems and sub-linear for smooth non-convex ones, and its authors published an implementation together with seven baseline algorithms.</w:t>
       </w:r>
     </w:p>
@@ -2187,7 +2224,16 @@
     <w:p>
       <w:pPr/>
       <w:r>
-        <w:t xml:space="preserve">The project involves no human participants, no personal data as defined by UK GDPR, and no interaction with live systems. Approval was obtained under reference [TO SUPPLY: EthOS number].</w:t>
+        <w:t xml:space="preserve">The project involves no human participants, no personal data as defined by UK GDPR, and no interaction with live systems. Approval was obtained under reference </w:t>
+      </w:r>
+      <w:r>
+        <w:rPr>
+          <w:highlight w:val="red"/>
+        </w:rPr>
+        <w:t xml:space="preserve">[TO SUPPLY: EthOS number]</w:t>
+      </w:r>
+      <w:r>
+        <w:t xml:space="preserve">.</w:t>
       </w:r>
     </w:p>
     <w:p>
@@ -2903,7 +2949,19 @@
     <w:p>
       <w:pPr/>
       <w:r>
-        <w:t xml:space="preserve">Sixteen defects were catalogued. Those that affect results are listed here; the remainder appear in Appendix~[TO SUPPLY: ref].</w:t>
+        <w:rPr>
+          <w:highlight w:val="yellow"/>
+        </w:rPr>
+        <w:t xml:space="preserve">Sixteen defects were catalogued. Those that affect results are listed here; the remainder appear in Appendix~</w:t>
+      </w:r>
+      <w:r>
+        <w:rPr>
+          <w:highlight w:val="red"/>
+        </w:rPr>
+        <w:t xml:space="preserve">[TO SUPPLY: ref]</w:t>
+      </w:r>
+      <w:r>
+        <w:t xml:space="preserve">.</w:t>
       </w:r>
     </w:p>
     <w:p>
@@ -3240,6 +3298,9 @@
     <w:p>
       <w:pPr/>
       <w:r>
+        <w:rPr>
+          <w:highlight w:val="yellow"/>
+        </w:rPr>
         <w:t xml:space="preserve">This matters more than a sanity check. The run carries the argument binding defect, since it is present in the released code, and it still lands on the published figure. That is evidence the defect was present when the paper's results were produced, and it licenses treating later measurements as changes to the method rather than symptoms of a broken build.</w:t>
       </w:r>
     </w:p>
@@ -5385,6 +5446,9 @@
     <w:p>
       <w:pPr/>
       <w:r>
+        <w:rPr>
+          <w:highlight w:val="yellow"/>
+        </w:rPr>
         <w:t xml:space="preserve">The comparison against other methods is absent. Neither SCMoE-PFL nor CFMD-i publishes an implementation, so no relative claim about accuracy or efficiency is made. Runs completed in minutes on one CPU core where a mixture-of-experts implementation required hours on a GPU, but the client counts, datasets and software stacks differ, so that observation is structural rather than measured.</w:t>
       </w:r>
     </w:p>
@@ -5397,12 +5461,18 @@
     <w:p>
       <w:pPr/>
       <w:r>
+        <w:rPr>
+          <w:highlight w:val="yellow"/>
+        </w:rPr>
         <w:t xml:space="preserve">Several exploratory results rest on single runs. The local depth and communication sweeps are reported as exploratory for that reason, though their effects, up to 0.29 macro F1, are far outside the noise floor.</w:t>
       </w:r>
     </w:p>
     <w:p>
       <w:pPr/>
       <w:r>
+        <w:rPr>
+          <w:highlight w:val="yellow"/>
+        </w:rPr>
         <w:t xml:space="preserve">The clustering signal is parameter-space only. CFMD-i additionally uses an output-space divergence, which is likely the better signal under label skew, since two clients can hold near-identical weights and behave differently. Given that the term the clustering feeds is weighted at 3.3 per cent, a better signal would probably not change the conclusion, but that is an argument rather than a measurement.</w:t>
       </w:r>
     </w:p>
@@ -5427,6 +5497,9 @@
     <w:p>
       <w:pPr/>
       <w:r>
+        <w:rPr>
+          <w:highlight w:val="yellow"/>
+        </w:rPr>
         <w:t xml:space="preserve">The structural ceiling calculation assumes a client can only predict classes it trained on. A model that generalises across classes could exceed it, so the bound is conservative rather than exact.</w:t>
       </w:r>
     </w:p>
@@ -5472,6 +5545,9 @@
     <w:p>
       <w:pPr/>
       <w:r>
+        <w:rPr>
+          <w:highlight w:val="yellow"/>
+        </w:rPr>
         <w:t xml:space="preserve">It transfers, but not as published. The released implementation reproduces its own headline figure to within 0.04 percentage points, and it does so while carrying a defect that silently overrides a documented hyperparameter with an unrelated loop count. That the published number is reached anyway is evidence the defect was present when the results were produced.</w:t>
       </w:r>
     </w:p>
@@ -5516,6 +5592,9 @@
     <w:p>
       <w:pPr/>
       <w:r>
+        <w:rPr>
+          <w:highlight w:val="yellow"/>
+        </w:rPr>
         <w:t xml:space="preserve">One objective is only partly met. The base implementation ships seven baseline algorithms and the intention was to run them on the intrusion detection data. Only the method under test carries the metric instrumentation this study requires, and extending it to the others was not completed. The results therefore position PerMFL against its own configurations and against a local training baseline, not against the wider federated literature.</w:t>
       </w:r>
     </w:p>
@@ -5536,12 +5615,18 @@
     <w:p>
       <w:pPr/>
       <w:r>
+        <w:rPr>
+          <w:highlight w:val="yellow"/>
+        </w:rPr>
         <w:t xml:space="preserve">No comparison is made against the two most closely related methods, SCMoE-PFL and CFMD-i, because neither publishes an implementation. This also means no claim is made about relative computational cost, despite the substantial practical difference in what the architectures hold: one model per tier against per-cluster experts, a private model and a gating network per client.</w:t>
       </w:r>
     </w:p>
     <w:p>
       <w:pPr/>
       <w:r>
+        <w:rPr>
+          <w:highlight w:val="yellow"/>
+        </w:rPr>
         <w:t xml:space="preserve">Several exploratory results rest on single runs, and are labelled as such.</w:t>
       </w:r>
     </w:p>
@@ -5670,6 +5755,9 @@
     <w:p>
       <w:pPr/>
       <w:r>
+        <w:rPr>
+          <w:highlight w:val="yellow"/>
+        </w:rPr>
         <w:t xml:space="preserve">The loader interface materialises every client's features as Python lists, roughly a gigabyte per process on CICIDS2017 before any training begins. This constrains how many configurations can run concurrently and caused a machine-level failure during this project. A tensor-backed interface would remove the constraint, at the cost of changing a contract every loader in the base implementation shares.</w:t>
       </w:r>
     </w:p>

--- a/report/PerMFL_report_alt_full.docx
+++ b/report/PerMFL_report_alt_full.docx
@@ -3850,7 +3850,7 @@
               <w:rPr>
                 <w:sz w:val="17"/>
               </w:rPr>
-              <w:t xml:space="preserve">+0.0345</w:t>
+              <w:t xml:space="preserve">+0.0346</w:t>
             </w:r>
           </w:p>
         </w:tc>
@@ -3866,7 +3866,7 @@
               <w:rPr>
                 <w:sz w:val="17"/>
               </w:rPr>
-              <w:t xml:space="preserve">21.28</w:t>
+              <w:t xml:space="preserve">21.25</w:t>
             </w:r>
           </w:p>
         </w:tc>
@@ -3982,7 +3982,7 @@
               <w:rPr>
                 <w:sz w:val="17"/>
               </w:rPr>
-              <w:t xml:space="preserve">0.1139 pm 0.0345</w:t>
+              <w:t xml:space="preserve">0.1139 pm 0.0346</w:t>
             </w:r>
           </w:p>
         </w:tc>
@@ -4500,7 +4500,7 @@
               <w:rPr>
                 <w:sz w:val="17"/>
               </w:rPr>
-              <w:t xml:space="preserve">32.49</w:t>
+              <w:t xml:space="preserve">32.27</w:t>
             </w:r>
           </w:p>
         </w:tc>
@@ -4532,7 +4532,7 @@
               <w:rPr>
                 <w:sz w:val="17"/>
               </w:rPr>
-              <w:t xml:space="preserve">44.74</w:t>
+              <w:t xml:space="preserve">44.69</w:t>
             </w:r>
           </w:p>
         </w:tc>
@@ -4614,7 +4614,7 @@
               <w:rPr>
                 <w:sz w:val="17"/>
               </w:rPr>
-              <w:t xml:space="preserve">36.39</w:t>
+              <w:t xml:space="preserve">36.52</w:t>
             </w:r>
           </w:p>
         </w:tc>
@@ -4646,7 +4646,7 @@
               <w:rPr>
                 <w:sz w:val="17"/>
               </w:rPr>
-              <w:t xml:space="preserve">57.91</w:t>
+              <w:t xml:space="preserve">58.02</w:t>
             </w:r>
           </w:p>
         </w:tc>
@@ -4728,7 +4728,7 @@
               <w:rPr>
                 <w:sz w:val="17"/>
               </w:rPr>
-              <w:t xml:space="preserve">82.83</w:t>
+              <w:t xml:space="preserve">82.92</w:t>
             </w:r>
           </w:p>
         </w:tc>
@@ -4760,7 +4760,7 @@
               <w:rPr>
                 <w:sz w:val="17"/>
               </w:rPr>
-              <w:t xml:space="preserve">213.4</w:t>
+              <w:t xml:space="preserve">212.62</w:t>
             </w:r>
           </w:p>
         </w:tc>
@@ -4842,7 +4842,7 @@
               <w:rPr>
                 <w:sz w:val="17"/>
               </w:rPr>
-              <w:t xml:space="preserve">5.84</w:t>
+              <w:t xml:space="preserve">5.85</w:t>
             </w:r>
           </w:p>
         </w:tc>
@@ -4858,7 +4858,7 @@
               <w:rPr>
                 <w:sz w:val="17"/>
               </w:rPr>
-              <w:t xml:space="preserve">+0.1572</w:t>
+              <w:t xml:space="preserve">+0.1573</w:t>
             </w:r>
           </w:p>
         </w:tc>
@@ -4874,7 +4874,7 @@
               <w:rPr>
                 <w:sz w:val="17"/>
               </w:rPr>
-              <w:t xml:space="preserve">7.78</w:t>
+              <w:t xml:space="preserve">7.77</w:t>
             </w:r>
           </w:p>
         </w:tc>
@@ -4940,7 +4940,7 @@
               <w:rPr>
                 <w:sz w:val="17"/>
               </w:rPr>
-              <w:t xml:space="preserve">+0.1093</w:t>
+              <w:t xml:space="preserve">+0.1094</w:t>
             </w:r>
           </w:p>
         </w:tc>
@@ -4956,7 +4956,7 @@
               <w:rPr>
                 <w:sz w:val="17"/>
               </w:rPr>
-              <w:t xml:space="preserve">17.44</w:t>
+              <w:t xml:space="preserve">17.43</w:t>
             </w:r>
           </w:p>
         </w:tc>
@@ -4988,7 +4988,7 @@
               <w:rPr>
                 <w:sz w:val="17"/>
               </w:rPr>
-              <w:t xml:space="preserve">8.86</w:t>
+              <w:t xml:space="preserve">8.87</w:t>
             </w:r>
           </w:p>
         </w:tc>
@@ -5070,7 +5070,7 @@
               <w:rPr>
                 <w:sz w:val="17"/>
               </w:rPr>
-              <w:t xml:space="preserve">20.01</w:t>
+              <w:t xml:space="preserve">19.98</w:t>
             </w:r>
           </w:p>
         </w:tc>
@@ -5102,7 +5102,7 @@
               <w:rPr>
                 <w:sz w:val="17"/>
               </w:rPr>
-              <w:t xml:space="preserve">26.76</w:t>
+              <w:t xml:space="preserve">26.75</w:t>
             </w:r>
           </w:p>
         </w:tc>
@@ -5184,7 +5184,7 @@
               <w:rPr>
                 <w:sz w:val="17"/>
               </w:rPr>
-              <w:t xml:space="preserve">12.98</w:t>
+              <w:t xml:space="preserve">12.95</w:t>
             </w:r>
           </w:p>
         </w:tc>
@@ -5298,7 +5298,7 @@
               <w:rPr>
                 <w:sz w:val="17"/>
               </w:rPr>
-              <w:t xml:space="preserve">16.29</w:t>
+              <w:t xml:space="preserve">16.28</w:t>
             </w:r>
           </w:p>
         </w:tc>
@@ -5314,7 +5314,7 @@
               <w:rPr>
                 <w:sz w:val="17"/>
               </w:rPr>
-              <w:t xml:space="preserve">+0.1128</w:t>
+              <w:t xml:space="preserve">+0.1129</w:t>
             </w:r>
           </w:p>
         </w:tc>
@@ -5330,7 +5330,7 @@
               <w:rPr>
                 <w:sz w:val="17"/>
               </w:rPr>
-              <w:t xml:space="preserve">5.75</w:t>
+              <w:t xml:space="preserve">5.76</w:t>
             </w:r>
           </w:p>
         </w:tc>

--- a/report/PerMFL_report_alt_full.docx
+++ b/report/PerMFL_report_alt_full.docx
@@ -1404,7 +1404,7 @@
     <w:p>
       <w:pPr/>
       <w:r>
-        <w:t xml:space="preserve">Federated learning (Mcmahan 2017) offers a way around this. Each participant trains on its own records and transmits only model updates, which a server averages into a shared model. No raw traffic leaves the participant.</w:t>
+        <w:t xml:space="preserve">Federated learning (McMahan et al., 2017) offers a way around this. Each participant trains on its own records and transmits only model updates, which a server averages into a shared model. No raw traffic leaves the participant.</w:t>
       </w:r>
     </w:p>
     <w:p>
@@ -1433,7 +1433,7 @@
         <w:rPr>
           <w:highlight w:val="yellow"/>
         </w:rPr>
-        <w:t xml:space="preserve">This project takes PerMFL (Permfl 2024) as its base. PerMFL is a three-tier personalised federated learning method with a device model, a team model, and a global model, coupled by squared Euclidean penalties. It provides convergence guarantees, linear for smooth strongly convex problems and sub-linear for smooth non-convex ones, and its authors published an implementation together with seven baseline algorithms.</w:t>
+        <w:t xml:space="preserve">This project takes PerMFL (Bhuyan et al., 2024) as its base. PerMFL is a three-tier personalised federated learning method with a device model, a team model, and a global model, coupled by squared Euclidean penalties. It provides convergence guarantees, linear for smooth strongly convex problems and sub-linear for smooth non-convex ones, and its authors published an implementation together with seven baseline algorithms.</w:t>
       </w:r>
     </w:p>
     <w:p>
@@ -1648,7 +1648,7 @@
     <w:p>
       <w:pPr/>
       <w:r>
-        <w:t xml:space="preserve">Federated averaging (Mcmahan 2017) trains a single global model by averaging client updates. It assumes clients hold data drawn from a similar distribution. When they do not, the averaged model degrades, and the degradation is worse the more the client distributions differ.</w:t>
+        <w:t xml:space="preserve">Federated averaging (McMahan et al., 2017) trains a single global model by averaging client updates. It assumes clients hold data drawn from a similar distribution. When they do not, the averaged model degrades, and the degradation is worse the more the client distributions differ.</w:t>
       </w:r>
     </w:p>
     <w:p>
@@ -1660,7 +1660,7 @@
     <w:p>
       <w:pPr/>
       <w:r>
-        <w:t xml:space="preserve">pFedMe (Dinh 2020) takes the first route using Moreau envelopes. Each client solves a regularised local problem whose solution is pulled toward the global model by a penalty term, so the client model can specialise without drifting arbitrarily far. Ditto (Li 2021) and Per-FedAvg (Fallah 2020) pursue related ideas through different regularisation and meta-learning respectively.</w:t>
+        <w:t xml:space="preserve">pFedMe (Dinh et al., 2020) takes the first route using Moreau envelopes. Each client solves a regularised local problem whose solution is pulled toward the global model by a penalty term, so the client model can specialise without drifting arbitrarily far. Ditto (Li et al., 2021) and Per-FedAvg (Fallah et al., 2020) pursue related ideas through different regularisation and meta-learning respectively.</w:t>
       </w:r>
     </w:p>
     <w:p>
@@ -1674,31 +1674,40 @@
     <w:p>
       <w:pPr/>
       <w:r>
-        <w:t xml:space="preserve">Clustered federated learning assumes clients fall into groups. Sattler et al. (Sattler 2020) recursively bipartition clients by the cosine similarity of their updates, splitting a cluster when its members' gradients point in sufficiently different directions. The method splits but never merges or reassigns, which limits it when the grouping is initially wrong.</w:t>
-      </w:r>
-    </w:p>
-    <w:p>
-      <w:pPr/>
-      <w:r>
-        <w:t xml:space="preserve">FlexCFL (Duan 2021) adds client migration between clusters to handle distribution shift, keeping the number of clusters fixed. FedDrift (Jothimurugesan 2023) handles concept drift with both splits and merges. A recent survey (Cfl Survey 2025) organises these approaches and notes that basic clustered methods, limited to splitting, perform poorly under complex drift.</w:t>
-      </w:r>
-    </w:p>
-    <w:p>
-      <w:pPr/>
-      <w:r>
-        <w:t xml:space="preserve">HCFL+ (Hcfl 2025) generalises clustered federated learning into a four-tier framework with dynamic re-clustering, unifying soft and hard clustering under a common objective.</w:t>
-      </w:r>
-    </w:p>
-    <w:p>
-      <w:pPr/>
-      <w:r>
-        <w:t xml:space="preserve">SCMoE-PFL (Scmoe 2026) combines soft clustering with a mixture-of-experts. Its multi-centre threshold clustering allows a client to belong to several clusters at once. Each cluster produces an expert model, each client separately trains a private model, and an energy-aware gating network fuses them. The clustering signal is the client gradient, L2-normalised to discard magnitude and projected by PCA before cosine similarity is taken, the projection being necessary because cosine similarity becomes uninformative in high dimensions.</w:t>
-      </w:r>
-    </w:p>
-    <w:p>
-      <w:pPr/>
-      <w:r>
-        <w:t xml:space="preserve">PerMFL (Permfl 2024) differs from all of these in providing convergence guarantees. It also differs in assuming the grouping is given rather than derived. Its device update is</w:t>
+        <w:t xml:space="preserve">Clustered federated learning assumes clients fall into groups. Sattler et al. (Sattler et al., 2020) recursively bipartition clients by the cosine similarity of their updates, splitting a cluster when its members' gradients point in sufficiently different directions. The method splits but never merges or reassigns, which limits it when the grouping is initially wrong.</w:t>
+      </w:r>
+    </w:p>
+    <w:p>
+      <w:pPr/>
+      <w:r>
+        <w:t xml:space="preserve">FlexCFL (Duan et al., 2021) adds client migration between clusters to handle distribution shift, keeping the number of clusters fixed. FedDrift (Jothimurugesan et al., 2023) handles concept drift with both splits and merges. A recent survey (Cfl Survey 2025) organises these approaches and notes that basic clustered methods, limited to splitting, perform poorly under complex drift.</w:t>
+      </w:r>
+    </w:p>
+    <w:p>
+      <w:pPr/>
+      <w:r>
+        <w:t xml:space="preserve">HCFL+ </w:t>
+      </w:r>
+      <w:r>
+        <w:rPr>
+          <w:highlight w:val="red"/>
+        </w:rPr>
+        <w:t xml:space="preserve">[TO SUPPLY: authors for HCFL+ 2025, bib entry has no author field]</w:t>
+      </w:r>
+      <w:r>
+        <w:t xml:space="preserve"> generalises clustered federated learning into a four-tier framework with dynamic re-clustering, unifying soft and hard clustering under a common objective.</w:t>
+      </w:r>
+    </w:p>
+    <w:p>
+      <w:pPr/>
+      <w:r>
+        <w:t xml:space="preserve">SCMoE-PFL (Li et al., 2026) combines soft clustering with a mixture-of-experts. Its multi-centre threshold clustering allows a client to belong to several clusters at once. Each cluster produces an expert model, each client separately trains a private model, and an energy-aware gating network fuses them. The clustering signal is the client gradient, L2-normalised to discard magnitude and projected by PCA before cosine similarity is taken, the projection being necessary because cosine similarity becomes uninformative in high dimensions.</w:t>
+      </w:r>
+    </w:p>
+    <w:p>
+      <w:pPr/>
+      <w:r>
+        <w:t xml:space="preserve">PerMFL (Bhuyan et al., 2024) differs from all of these in providing convergence guarantees. It also differs in assuming the grouping is given rather than derived. Its device update is</w:t>
       </w:r>
     </w:p>
     <w:p>
@@ -1763,7 +1772,7 @@
     <w:p>
       <w:pPr/>
       <w:r>
-        <w:t xml:space="preserve">CFMD-i (Cfmdi 2026) applies clustered federated learning to intrusion detection across five datasets including CICIDS2017. It clusters by model discrepancy, switching between a parameter-space measure and an output-space Kullback-Leibler divergence according to a threshold that adapts to the current spread of pairwise similarities. Clustering is triggered adaptively rather than at a fixed round, on two conditions: the maximum inter-client model difference must exceed a threshold, indicating enough heterogeneity to distinguish groups, while the mean difference must stay below another, indicating shared structure remains. Its contribution is communication efficiency, reporting a reduction of over ninety-five per cent through parameter-difference transmission, adaptive leapfrog communication and quantised error feedback.</w:t>
+        <w:t xml:space="preserve">CFMD-i (Zhang et al., 2026) applies clustered federated learning to intrusion detection across five datasets including CICIDS2017. It clusters by model discrepancy, switching between a parameter-space measure and an output-space Kullback-Leibler divergence according to a threshold that adapts to the current spread of pairwise similarities. Clustering is triggered adaptively rather than at a fixed round, on two conditions: the maximum inter-client model difference must exceed a threshold, indicating enough heterogeneity to distinguish groups, while the mean difference must stay below another, indicating shared structure remains. Its contribution is communication efficiency, reporting a reduction of over ninety-five per cent through parameter-difference transmission, adaptive leapfrog communication and quantised error feedback.</w:t>
       </w:r>
     </w:p>
     <w:p>
@@ -1775,19 +1784,19 @@
     <w:p>
       <w:pPr/>
       <w:r>
-        <w:t xml:space="preserve">ClusterFed (Clusterfed 2025) uses self-supervised clustering with balanced assignment via Sinkhorn-Knopp, which prevents cluster collapse. It partitions clients by Dirichlet sampling at $\alpha = 0.1$.</w:t>
-      </w:r>
-    </w:p>
-    <w:p>
-      <w:pPr/>
-      <w:r>
-        <w:t xml:space="preserve">Stones From Other Hills (Soh 2025) studies self-labelled personalised federated learning for IoT intrusion detection. Two aspects matter for this project. It sweeps the degree of label skew, reporting FedAvg, a local baseline and its own method at each level, and identifies an intermediate setting as the usable balance: too much class overlap leaves nothing for personalisation to exploit, too little prevents convergence. It also evaluates clients on classes absent from their training data, so that adaptation to unseen traffic can be measured.</w:t>
-      </w:r>
-    </w:p>
-    <w:p>
-      <w:pPr/>
-      <w:r>
-        <w:t xml:space="preserve">Fed-ANIDS (Fedanids 2023) takes an anomaly detection approach, training autoencoders on normal traffic only and treating reconstruction error as an intrusion score.</w:t>
+        <w:t xml:space="preserve">ClusterFed (Irtiza et al., 2025) uses self-supervised clustering with balanced assignment via Sinkhorn-Knopp, which prevents cluster collapse. It partitions clients by Dirichlet sampling at $\alpha = 0.1$.</w:t>
+      </w:r>
+    </w:p>
+    <w:p>
+      <w:pPr/>
+      <w:r>
+        <w:t xml:space="preserve">Stones From Other Hills (Lu et al., 2025) studies self-labelled personalised federated learning for IoT intrusion detection. Two aspects matter for this project. It sweeps the degree of label skew, reporting FedAvg, a local baseline and its own method at each level, and identifies an intermediate setting as the usable balance: too much class overlap leaves nothing for personalisation to exploit, too little prevents convergence. It also evaluates clients on classes absent from their training data, so that adaptation to unseen traffic can be measured.</w:t>
+      </w:r>
+    </w:p>
+    <w:p>
+      <w:pPr/>
+      <w:r>
+        <w:t xml:space="preserve">Fed-ANIDS (Idrissi et al., 2023) takes an anomaly detection approach, training autoencoders on normal traffic only and treating reconstruction error as an intrusion score.</w:t>
       </w:r>
     </w:p>
     <w:p>
@@ -1801,7 +1810,7 @@
     <w:p>
       <w:pPr/>
       <w:r>
-        <w:t xml:space="preserve">CICIDS2017 (Sharafaldin 2018) is the most used benchmark in this area, and the literature documents several defects that inflate reported results when unaddressed.</w:t>
+        <w:t xml:space="preserve">CICIDS2017 (Sharafaldin et al., 2018) is the most used benchmark in this area, and the literature documents several defects that inflate reported results when unaddressed.</w:t>
       </w:r>
     </w:p>
     <w:p>
@@ -5779,6 +5788,103 @@
       <w:pPr/>
       <w:r>
         <w:t xml:space="preserve">That the same analysis then yields a correction improving both models across three datasets is a secondary result, though the more useful one to anyone intending to deploy the method.</w:t>
+      </w:r>
+    </w:p>
+    <w:p>
+      <w:r>
+        <w:br w:type="page"/>
+      </w:r>
+    </w:p>
+    <w:p>
+      <w:pPr>
+        <w:pStyle w:val="Heading2"/>
+      </w:pPr>
+      <w:r>
+        <w:t xml:space="preserve">References</w:t>
+      </w:r>
+    </w:p>
+    <w:p>
+      <w:pPr/>
+      <w:r>
+        <w:t xml:space="preserve">Bhuyan, S. et al. (2024) 'Personalized Multi-tier Federated Learning', *arXiv preprint arXiv:2407.14251*.</w:t>
+      </w:r>
+    </w:p>
+    <w:p>
+      <w:pPr/>
+      <w:r>
+        <w:t xml:space="preserve">Dinh, C. T., Tran, N. H. and Nguyen, T. D. (2020) 'Personalized Federated Learning with Moreau Envelopes', *NeurIPS*.</w:t>
+      </w:r>
+    </w:p>
+    <w:p>
+      <w:pPr/>
+      <w:r>
+        <w:t xml:space="preserve">Duan, M. et al. (2021) 'Flexible Clustered Federated Learning for Client-Level Data Distribution Shift', *IEEE Transactions on Parallel and Distributed Systems*.</w:t>
+      </w:r>
+    </w:p>
+    <w:p>
+      <w:pPr/>
+      <w:r>
+        <w:t xml:space="preserve">Fallah, A., Mokhtari, A. and Ozdaglar, A. (2020) 'Personalized Federated Learning with Theoretical Guarantees', *NeurIPS*.</w:t>
+      </w:r>
+    </w:p>
+    <w:p>
+      <w:pPr/>
+      <w:r>
+        <w:t xml:space="preserve">Idrissi, M. J., Alami, H., El Mahdaouy, A., El Mekki, A., Oualil, S., Yartaoui, Z. and Berrada, I. (2023) 'Fed-ANIDS}: Federated learning for anomaly-based network intrusion detection systems', *Expert Systems With Applications*.</w:t>
+      </w:r>
+    </w:p>
+    <w:p>
+      <w:pPr/>
+      <w:r>
+        <w:t xml:space="preserve">Irtiza, S., Khan, L., Hamlen, K. W., Chan, K. S., De Lucia, M., Kantarcioglu, M., Mehrotra, S., Swami, A. and Thuraisingham, B. (2025) 'ClusterFed}: Self-supervised Federated Network Intrusion Detection using Clustering', *MILCOM*.</w:t>
+      </w:r>
+    </w:p>
+    <w:p>
+      <w:pPr/>
+      <w:r>
+        <w:t xml:space="preserve">Jothimurugesan, E., Hsieh, K., Wang, J., Joshi, G. and Gibbons, P. B. (2023) 'Federated Learning under Distributed Concept Drift', *AISTATS*.</w:t>
+      </w:r>
+    </w:p>
+    <w:p>
+      <w:pPr/>
+      <w:r>
+        <w:t xml:space="preserve">Li, T., Hu, S., Beirami, A. and Smith, V. (2021) 'Ditto: Fair and Robust Federated Learning Through Personalization', *ICML*.</w:t>
+      </w:r>
+    </w:p>
+    <w:p>
+      <w:pPr/>
+      <w:r>
+        <w:t xml:space="preserve">Li, G., Jia, X., Liu, W., Zhang, E. and Wang, Z. (2026) 'SCMoE-PFL}: A soft-clustering mixture-of-experts framework for personalized federated learning', *Information Fusion*.</w:t>
+      </w:r>
+    </w:p>
+    <w:p>
+      <w:pPr/>
+      <w:r>
+        <w:t xml:space="preserve">Lu, W., Ye, A., Xiao, P., Liu, Y., Yang, L., Zhu, D. and Liu, Z. (2025) 'Stones From Other Hills: Intrusion Detection in Statistical Heterogeneous {IoT} by Self-Labeled Personalized Federated Learning', *IEEE Internet of Things Journal*.</w:t>
+      </w:r>
+    </w:p>
+    <w:p>
+      <w:pPr/>
+      <w:r>
+        <w:t xml:space="preserve">McMahan, B., Moore, E., Ramage, D., Hampson, S. and Arcas, B. A. y. (2017) 'Communication-Efficient Learning of Deep Networks from Decentralized Data', *AISTATS*.</w:t>
+      </w:r>
+    </w:p>
+    <w:p>
+      <w:pPr/>
+      <w:r>
+        <w:t xml:space="preserve">Sattler, F., M{u}ller, K. and Samek, W. (2020) 'Clustered Federated Learning: Model-Agnostic Distributed Multitask Optimization Under Privacy Constraints', *IEEE Transactions on Neural Networks and Learning Systems*.</w:t>
+      </w:r>
+    </w:p>
+    <w:p>
+      <w:pPr/>
+      <w:r>
+        <w:t xml:space="preserve">Sharafaldin, I., Lashkari, A. H. and Ghorbani, A. A. (2018) 'Toward Generating a New Intrusion Detection Dataset and Intrusion Traffic Characterization', *ICISSP*.</w:t>
+      </w:r>
+    </w:p>
+    <w:p>
+      <w:pPr/>
+      <w:r>
+        <w:t xml:space="preserve">Zhang, C., Su, Y., Xu, Z., Guo, W. and Liu, Z. (2026) 'CFMD-i}: Communication-Efficient Clustered Federated Multi-Domain Learning for Robust Network Intrusion Anomaly Detection', *IEEE Internet of Things Journal*.</w:t>
       </w:r>
     </w:p>
     <w:sectPr>

--- a/report/PerMFL_report_alt_full.docx
+++ b/report/PerMFL_report_alt_full.docx
@@ -2361,6 +2361,64 @@
       </w:r>
     </w:p>
     <w:p>
+      <w:pPr>
+        <w:jc w:val="center"/>
+        <w:spacing w:before="180" w:after="60"/>
+      </w:pPr>
+      <w:r>
+        <w:drawing>
+          <wp:inline distT="0" distB="0" distL="0" distR="0">
+            <wp:extent cx="5486400" cy="2815425"/>
+            <wp:docPr id="1" name="Figure 1"/>
+            <a:graphic xmlns:a="http://schemas.openxmlformats.org/drawingml/2006/main">
+              <a:graphicData uri="http://schemas.openxmlformats.org/drawingml/2006/picture">
+                <pic:pic xmlns:pic="http://schemas.openxmlformats.org/drawingml/2006/picture">
+                  <pic:nvPicPr>
+                    <pic:cNvPr id="1" name="Figure 1"/>
+                    <pic:cNvPicPr/>
+                  </pic:nvPicPr>
+                  <pic:blipFill>
+                    <a:blip r:embed="rIdFig1"/>
+                    <a:stretch>
+                      <a:fillRect/>
+                    </a:stretch>
+                  </pic:blipFill>
+                  <pic:spPr>
+                    <a:xfrm>
+                      <a:off x="0" y="0"/>
+                      <a:ext cx="5486400" cy="2815425"/>
+                    </a:xfrm>
+                    <a:prstGeom prst="rect">
+                      <a:avLst/>
+                    </a:prstGeom>
+                  </pic:spPr>
+                </pic:pic>
+              </a:graphicData>
+            </a:graphic>
+          </wp:inline>
+        </w:drawing>
+      </w:r>
+    </w:p>
+    <w:p>
+      <w:pPr>
+        <w:jc w:val="center"/>
+        <w:spacing w:after="220"/>
+      </w:pPr>
+      <w:r>
+        <w:rPr>
+          <w:b/>
+          <w:sz w:val="18"/>
+        </w:rPr>
+        <w:t xml:space="preserve">Figure 1: </w:t>
+      </w:r>
+      <w:r>
+        <w:rPr>
+          <w:sz w:val="18"/>
+        </w:rPr>
+        <w:t xml:space="preserve">Three-tier structure of PerMFL. Device parameters are pulled toward the team model, team models toward the global model. The weight the team places on its members is the parameter this project separates.</w:t>
+      </w:r>
+    </w:p>
+    <w:p>
       <w:pPr/>
       <w:r>
         <w:t xml:space="preserve">The training loop nests three counters. Each global round $t$ runs $K$ team rounds, and each team round runs $L$ local gradient steps on every participating device. At the start of a global round every team model is overwritten with the current global model. At the start of every team round every device model is overwritten with its team's model. A device therefore travels at most $L$ steps from its team model before being reset, a property that Section~(see above) shows to be the dominant influence on personalised performance.</w:t>
@@ -2773,6 +2831,64 @@
       <w:pPr/>
       <w:r>
         <w:t xml:space="preserve">Four changes were made, each defaulting to the shipped behaviour.</w:t>
+      </w:r>
+    </w:p>
+    <w:p>
+      <w:pPr>
+        <w:jc w:val="center"/>
+        <w:spacing w:before="180" w:after="60"/>
+      </w:pPr>
+      <w:r>
+        <w:drawing>
+          <wp:inline distT="0" distB="0" distL="0" distR="0">
+            <wp:extent cx="5486400" cy="3094576"/>
+            <wp:docPr id="2" name="Figure 2"/>
+            <a:graphic xmlns:a="http://schemas.openxmlformats.org/drawingml/2006/main">
+              <a:graphicData uri="http://schemas.openxmlformats.org/drawingml/2006/picture">
+                <pic:pic xmlns:pic="http://schemas.openxmlformats.org/drawingml/2006/picture">
+                  <pic:nvPicPr>
+                    <pic:cNvPr id="2" name="Figure 2"/>
+                    <pic:cNvPicPr/>
+                  </pic:nvPicPr>
+                  <pic:blipFill>
+                    <a:blip r:embed="rIdFig2"/>
+                    <a:stretch>
+                      <a:fillRect/>
+                    </a:stretch>
+                  </pic:blipFill>
+                  <pic:spPr>
+                    <a:xfrm>
+                      <a:off x="0" y="0"/>
+                      <a:ext cx="5486400" cy="3094576"/>
+                    </a:xfrm>
+                    <a:prstGeom prst="rect">
+                      <a:avLst/>
+                    </a:prstGeom>
+                  </pic:spPr>
+                </pic:pic>
+              </a:graphicData>
+            </a:graphic>
+          </wp:inline>
+        </w:drawing>
+      </w:r>
+    </w:p>
+    <w:p>
+      <w:pPr>
+        <w:jc w:val="center"/>
+        <w:spacing w:after="220"/>
+      </w:pPr>
+      <w:r>
+        <w:rPr>
+          <w:b/>
+          <w:sz w:val="18"/>
+        </w:rPr>
+        <w:t xml:space="preserve">Figure 2: </w:t>
+      </w:r>
+      <w:r>
+        <w:rPr>
+          <w:sz w:val="18"/>
+        </w:rPr>
+        <w:t xml:space="preserve">Component structure of the PerMFL path. The clustering module is engaged only under group division 3.</w:t>
       </w:r>
     </w:p>
     <w:p>
@@ -3592,6 +3708,64 @@
       <w:pPr/>
       <w:r>
         <w:t xml:space="preserve">PerMFL's premise is that it applies when known team structures exist across devices. The direct test is to vary the team structure and measure the effect.</w:t>
+      </w:r>
+    </w:p>
+    <w:p>
+      <w:pPr>
+        <w:jc w:val="center"/>
+        <w:spacing w:before="180" w:after="60"/>
+      </w:pPr>
+      <w:r>
+        <w:drawing>
+          <wp:inline distT="0" distB="0" distL="0" distR="0">
+            <wp:extent cx="5486400" cy="1416785"/>
+            <wp:docPr id="3" name="Figure 3"/>
+            <a:graphic xmlns:a="http://schemas.openxmlformats.org/drawingml/2006/main">
+              <a:graphicData uri="http://schemas.openxmlformats.org/drawingml/2006/picture">
+                <pic:pic xmlns:pic="http://schemas.openxmlformats.org/drawingml/2006/picture">
+                  <pic:nvPicPr>
+                    <pic:cNvPr id="3" name="Figure 3"/>
+                    <pic:cNvPicPr/>
+                  </pic:nvPicPr>
+                  <pic:blipFill>
+                    <a:blip r:embed="rIdFig3"/>
+                    <a:stretch>
+                      <a:fillRect/>
+                    </a:stretch>
+                  </pic:blipFill>
+                  <pic:spPr>
+                    <a:xfrm>
+                      <a:off x="0" y="0"/>
+                      <a:ext cx="5486400" cy="1416785"/>
+                    </a:xfrm>
+                    <a:prstGeom prst="rect">
+                      <a:avLst/>
+                    </a:prstGeom>
+                  </pic:spPr>
+                </pic:pic>
+              </a:graphicData>
+            </a:graphic>
+          </wp:inline>
+        </w:drawing>
+      </w:r>
+    </w:p>
+    <w:p>
+      <w:pPr>
+        <w:jc w:val="center"/>
+        <w:spacing w:after="220"/>
+      </w:pPr>
+      <w:r>
+        <w:rPr>
+          <w:b/>
+          <w:sz w:val="18"/>
+        </w:rPr>
+        <w:t xml:space="preserve">Figure 3: </w:t>
+      </w:r>
+      <w:r>
+        <w:rPr>
+          <w:sz w:val="18"/>
+        </w:rPr>
+        <w:t xml:space="preserve">Global model macro F1 against global round, four datasets, both arms. The shaded band spans the seeds.</w:t>
       </w:r>
     </w:p>
     <w:p>
@@ -4136,13 +4310,67 @@
     </w:p>
     <w:p>
       <w:pPr>
+        <w:jc w:val="center"/>
         <w:spacing w:before="180" w:after="60"/>
       </w:pPr>
       <w:r>
+        <w:drawing>
+          <wp:inline distT="0" distB="0" distL="0" distR="0">
+            <wp:extent cx="5486400" cy="2749855"/>
+            <wp:docPr id="4" name="Figure 4"/>
+            <a:graphic xmlns:a="http://schemas.openxmlformats.org/drawingml/2006/main">
+              <a:graphicData uri="http://schemas.openxmlformats.org/drawingml/2006/picture">
+                <pic:pic xmlns:pic="http://schemas.openxmlformats.org/drawingml/2006/picture">
+                  <pic:nvPicPr>
+                    <pic:cNvPr id="4" name="Figure 4"/>
+                    <pic:cNvPicPr/>
+                  </pic:nvPicPr>
+                  <pic:blipFill>
+                    <a:blip r:embed="rIdFig4"/>
+                    <a:stretch>
+                      <a:fillRect/>
+                    </a:stretch>
+                  </pic:blipFill>
+                  <pic:spPr>
+                    <a:xfrm>
+                      <a:off x="0" y="0"/>
+                      <a:ext cx="5486400" cy="2749855"/>
+                    </a:xfrm>
+                    <a:prstGeom prst="rect">
+                      <a:avLst/>
+                    </a:prstGeom>
+                  </pic:spPr>
+                </pic:pic>
+              </a:graphicData>
+            </a:graphic>
+          </wp:inline>
+        </w:drawing>
+      </w:r>
+    </w:p>
+    <w:p>
+      <w:pPr>
+        <w:jc w:val="center"/>
+        <w:spacing w:after="220"/>
+      </w:pPr>
+      <w:r>
         <w:rPr>
           <w:b/>
-          <w:i/>
-        </w:rPr>
+          <w:sz w:val="18"/>
+        </w:rPr>
+        <w:t xml:space="preserve">Figure 4: </w:t>
+      </w:r>
+      <w:r>
+        <w:rPr>
+          <w:sz w:val="18"/>
+        </w:rPr>
+        <w:t xml:space="preserve">Confusion matrices for the global model on EMNIST-10 at 40 devices, row normalised. The largest single improvement is the digit five predicted as three.</w:t>
+      </w:r>
+    </w:p>
+    <w:p>
+      <w:pPr>
+        <w:pStyle w:val="Heading3"/>
+      </w:pPr>
+      <w:r>
         <w:t xml:space="preserve">Variance</w:t>
       </w:r>
     </w:p>
@@ -5346,6 +5574,64 @@
       </w:tr>
     </w:tbl>
     <w:p/>
+    <w:p>
+      <w:pPr>
+        <w:jc w:val="center"/>
+        <w:spacing w:before="180" w:after="60"/>
+      </w:pPr>
+      <w:r>
+        <w:drawing>
+          <wp:inline distT="0" distB="0" distL="0" distR="0">
+            <wp:extent cx="5486400" cy="2186550"/>
+            <wp:docPr id="5" name="Figure 5"/>
+            <a:graphic xmlns:a="http://schemas.openxmlformats.org/drawingml/2006/main">
+              <a:graphicData uri="http://schemas.openxmlformats.org/drawingml/2006/picture">
+                <pic:pic xmlns:pic="http://schemas.openxmlformats.org/drawingml/2006/picture">
+                  <pic:nvPicPr>
+                    <pic:cNvPr id="5" name="Figure 5"/>
+                    <pic:cNvPicPr/>
+                  </pic:nvPicPr>
+                  <pic:blipFill>
+                    <a:blip r:embed="rIdFig5"/>
+                    <a:stretch>
+                      <a:fillRect/>
+                    </a:stretch>
+                  </pic:blipFill>
+                  <pic:spPr>
+                    <a:xfrm>
+                      <a:off x="0" y="0"/>
+                      <a:ext cx="5486400" cy="2186550"/>
+                    </a:xfrm>
+                    <a:prstGeom prst="rect">
+                      <a:avLst/>
+                    </a:prstGeom>
+                  </pic:spPr>
+                </pic:pic>
+              </a:graphicData>
+            </a:graphic>
+          </wp:inline>
+        </w:drawing>
+      </w:r>
+    </w:p>
+    <w:p>
+      <w:pPr>
+        <w:jc w:val="center"/>
+        <w:spacing w:after="220"/>
+      </w:pPr>
+      <w:r>
+        <w:rPr>
+          <w:b/>
+          <w:sz w:val="18"/>
+        </w:rPr>
+        <w:t xml:space="preserve">Figure 5: </w:t>
+      </w:r>
+      <w:r>
+        <w:rPr>
+          <w:sz w:val="18"/>
+        </w:rPr>
+        <w:t xml:space="preserve">Gain from separating the two roles of lambda, against client heterogeneity. The trend is negative on CICIDS2017 and TON-IoT and positive on NSL-KDD.</w:t>
+      </w:r>
+    </w:p>
     <w:p>
       <w:pPr/>
       <w:r>

--- a/report/PerMFL_report_alt_full.docx
+++ b/report/PerMFL_report_alt_full.docx
@@ -4364,6 +4364,982 @@
           <w:sz w:val="18"/>
         </w:rPr>
         <w:t xml:space="preserve">Confusion matrices for the global model on EMNIST-10 at 40 devices, row normalised. The largest single improvement is the digit five predicted as three.</w:t>
+      </w:r>
+    </w:p>
+    <w:p>
+      <w:pPr>
+        <w:pStyle w:val="Heading3"/>
+      </w:pPr>
+      <w:r>
+        <w:t xml:space="preserve">The paper's own configuration</w:t>
+      </w:r>
+    </w:p>
+    <w:p>
+      <w:pPr/>
+      <w:r>
+        <w:t xml:space="preserve">The results above use configurations chosen for this project. The strongest test of a correction to a published method is whether it holds at that method's own stated setup, so the comparison was repeated on EMNIST-10 with forty devices in four teams of ten, full participation, four hundred global rounds, ten team rounds and twenty local steps, multi-class logistic regression, lambda 0.5, gamma 1.5, beta 0.6 and alpha 0.01. Every one of those values is taken from the paper. Three seeds, paired.</w:t>
+      </w:r>
+    </w:p>
+    <w:tbl>
+      <w:tblPr>
+        <w:tblStyle w:val="TableGrid"/>
+        <w:tblW w:w="9020" w:type="dxa"/>
+      </w:tblPr>
+      <w:tblGrid>
+        <w:gridCol w:w="1503"/>
+        <w:gridCol w:w="1503"/>
+        <w:gridCol w:w="1503"/>
+        <w:gridCol w:w="1503"/>
+        <w:gridCol w:w="1503"/>
+        <w:gridCol w:w="1503"/>
+      </w:tblGrid>
+      <w:tr>
+        <w:tc>
+          <w:tcPr>
+            <w:tcW w:w="1503" w:type="dxa"/>
+            <w:shd w:val="clear" w:color="auto" w:fill="EDEDED"/>
+          </w:tcPr>
+          <w:p>
+            <w:pPr>
+              <w:spacing w:before="20" w:after="20"/>
+            </w:pPr>
+            <w:r>
+              <w:rPr>
+                <w:b/>
+                <w:sz w:val="17"/>
+              </w:rPr>
+              <w:t xml:space="preserve">Metric</w:t>
+            </w:r>
+          </w:p>
+        </w:tc>
+        <w:tc>
+          <w:tcPr>
+            <w:tcW w:w="1503" w:type="dxa"/>
+            <w:shd w:val="clear" w:color="auto" w:fill="EDEDED"/>
+          </w:tcPr>
+          <w:p>
+            <w:pPr>
+              <w:spacing w:before="20" w:after="20"/>
+            </w:pPr>
+            <w:r>
+              <w:rPr>
+                <w:b/>
+                <w:sz w:val="17"/>
+              </w:rPr>
+              <w:t xml:space="preserve">Direction</w:t>
+            </w:r>
+          </w:p>
+        </w:tc>
+        <w:tc>
+          <w:tcPr>
+            <w:tcW w:w="1503" w:type="dxa"/>
+            <w:shd w:val="clear" w:color="auto" w:fill="EDEDED"/>
+          </w:tcPr>
+          <w:p>
+            <w:pPr>
+              <w:spacing w:before="20" w:after="20"/>
+            </w:pPr>
+            <w:r>
+              <w:rPr>
+                <w:b/>
+                <w:sz w:val="17"/>
+              </w:rPr>
+              <w:t xml:space="preserve">PerMFL</w:t>
+            </w:r>
+          </w:p>
+        </w:tc>
+        <w:tc>
+          <w:tcPr>
+            <w:tcW w:w="1503" w:type="dxa"/>
+            <w:shd w:val="clear" w:color="auto" w:fill="EDEDED"/>
+          </w:tcPr>
+          <w:p>
+            <w:pPr>
+              <w:spacing w:before="20" w:after="20"/>
+            </w:pPr>
+            <w:r>
+              <w:rPr>
+                <w:b/>
+                <w:sz w:val="17"/>
+              </w:rPr>
+              <w:t xml:space="preserve">Fine Tuned</w:t>
+            </w:r>
+          </w:p>
+        </w:tc>
+        <w:tc>
+          <w:tcPr>
+            <w:tcW w:w="1503" w:type="dxa"/>
+            <w:shd w:val="clear" w:color="auto" w:fill="EDEDED"/>
+          </w:tcPr>
+          <w:p>
+            <w:pPr>
+              <w:spacing w:before="20" w:after="20"/>
+            </w:pPr>
+            <w:r>
+              <w:rPr>
+                <w:b/>
+                <w:sz w:val="17"/>
+              </w:rPr>
+              <w:t xml:space="preserve">Delta</w:t>
+            </w:r>
+          </w:p>
+        </w:tc>
+        <w:tc>
+          <w:tcPr>
+            <w:tcW w:w="1503" w:type="dxa"/>
+            <w:shd w:val="clear" w:color="auto" w:fill="EDEDED"/>
+          </w:tcPr>
+          <w:p>
+            <w:pPr>
+              <w:spacing w:before="20" w:after="20"/>
+            </w:pPr>
+            <w:r>
+              <w:rPr>
+                <w:b/>
+                <w:sz w:val="17"/>
+              </w:rPr>
+              <w:t xml:space="preserve">t</w:t>
+            </w:r>
+          </w:p>
+        </w:tc>
+      </w:tr>
+      <w:tr>
+        <w:tc>
+          <w:tcPr>
+            <w:tcW w:w="1503" w:type="dxa"/>
+          </w:tcPr>
+          <w:p>
+            <w:pPr>
+              <w:spacing w:before="20" w:after="20"/>
+            </w:pPr>
+            <w:r>
+              <w:rPr>
+                <w:sz w:val="17"/>
+              </w:rPr>
+              <w:t xml:space="preserve">Personalised macro F1</w:t>
+            </w:r>
+          </w:p>
+        </w:tc>
+        <w:tc>
+          <w:tcPr>
+            <w:tcW w:w="1503" w:type="dxa"/>
+          </w:tcPr>
+          <w:p>
+            <w:pPr>
+              <w:spacing w:before="20" w:after="20"/>
+            </w:pPr>
+            <w:r>
+              <w:rPr>
+                <w:sz w:val="17"/>
+              </w:rPr>
+              <w:t xml:space="preserve">higher better</w:t>
+            </w:r>
+          </w:p>
+        </w:tc>
+        <w:tc>
+          <w:tcPr>
+            <w:tcW w:w="1503" w:type="dxa"/>
+          </w:tcPr>
+          <w:p>
+            <w:pPr>
+              <w:spacing w:before="20" w:after="20"/>
+            </w:pPr>
+            <w:r>
+              <w:rPr>
+                <w:sz w:val="17"/>
+              </w:rPr>
+              <w:t xml:space="preserve">0.9787</w:t>
+            </w:r>
+          </w:p>
+        </w:tc>
+        <w:tc>
+          <w:tcPr>
+            <w:tcW w:w="1503" w:type="dxa"/>
+          </w:tcPr>
+          <w:p>
+            <w:pPr>
+              <w:spacing w:before="20" w:after="20"/>
+            </w:pPr>
+            <w:r>
+              <w:rPr>
+                <w:sz w:val="17"/>
+              </w:rPr>
+              <w:t xml:space="preserve">0.9786</w:t>
+            </w:r>
+          </w:p>
+        </w:tc>
+        <w:tc>
+          <w:tcPr>
+            <w:tcW w:w="1503" w:type="dxa"/>
+          </w:tcPr>
+          <w:p>
+            <w:pPr>
+              <w:spacing w:before="20" w:after="20"/>
+            </w:pPr>
+            <w:r>
+              <w:rPr>
+                <w:sz w:val="17"/>
+              </w:rPr>
+              <w:t xml:space="preserve">-0.0001</w:t>
+            </w:r>
+          </w:p>
+        </w:tc>
+        <w:tc>
+          <w:tcPr>
+            <w:tcW w:w="1503" w:type="dxa"/>
+          </w:tcPr>
+          <w:p>
+            <w:pPr>
+              <w:spacing w:before="20" w:after="20"/>
+            </w:pPr>
+            <w:r>
+              <w:rPr>
+                <w:sz w:val="17"/>
+              </w:rPr>
+              <w:t xml:space="preserve">-1.03</w:t>
+            </w:r>
+          </w:p>
+        </w:tc>
+      </w:tr>
+      <w:tr>
+        <w:tc>
+          <w:tcPr>
+            <w:tcW w:w="1503" w:type="dxa"/>
+          </w:tcPr>
+          <w:p>
+            <w:pPr>
+              <w:spacing w:before="20" w:after="20"/>
+            </w:pPr>
+            <w:r>
+              <w:rPr>
+                <w:sz w:val="17"/>
+              </w:rPr>
+              <w:t xml:space="preserve">Personalised accuracy</w:t>
+            </w:r>
+          </w:p>
+        </w:tc>
+        <w:tc>
+          <w:tcPr>
+            <w:tcW w:w="1503" w:type="dxa"/>
+          </w:tcPr>
+          <w:p>
+            <w:pPr>
+              <w:spacing w:before="20" w:after="20"/>
+            </w:pPr>
+            <w:r>
+              <w:rPr>
+                <w:sz w:val="17"/>
+              </w:rPr>
+              <w:t xml:space="preserve">higher better</w:t>
+            </w:r>
+          </w:p>
+        </w:tc>
+        <w:tc>
+          <w:tcPr>
+            <w:tcW w:w="1503" w:type="dxa"/>
+          </w:tcPr>
+          <w:p>
+            <w:pPr>
+              <w:spacing w:before="20" w:after="20"/>
+            </w:pPr>
+            <w:r>
+              <w:rPr>
+                <w:sz w:val="17"/>
+              </w:rPr>
+              <w:t xml:space="preserve">0.9796</w:t>
+            </w:r>
+          </w:p>
+        </w:tc>
+        <w:tc>
+          <w:tcPr>
+            <w:tcW w:w="1503" w:type="dxa"/>
+          </w:tcPr>
+          <w:p>
+            <w:pPr>
+              <w:spacing w:before="20" w:after="20"/>
+            </w:pPr>
+            <w:r>
+              <w:rPr>
+                <w:sz w:val="17"/>
+              </w:rPr>
+              <w:t xml:space="preserve">0.9795</w:t>
+            </w:r>
+          </w:p>
+        </w:tc>
+        <w:tc>
+          <w:tcPr>
+            <w:tcW w:w="1503" w:type="dxa"/>
+          </w:tcPr>
+          <w:p>
+            <w:pPr>
+              <w:spacing w:before="20" w:after="20"/>
+            </w:pPr>
+            <w:r>
+              <w:rPr>
+                <w:sz w:val="17"/>
+              </w:rPr>
+              <w:t xml:space="preserve">-0.0001</w:t>
+            </w:r>
+          </w:p>
+        </w:tc>
+        <w:tc>
+          <w:tcPr>
+            <w:tcW w:w="1503" w:type="dxa"/>
+          </w:tcPr>
+          <w:p>
+            <w:pPr>
+              <w:spacing w:before="20" w:after="20"/>
+            </w:pPr>
+            <w:r>
+              <w:rPr>
+                <w:sz w:val="17"/>
+              </w:rPr>
+              <w:t xml:space="preserve">-0.65</w:t>
+            </w:r>
+          </w:p>
+        </w:tc>
+      </w:tr>
+      <w:tr>
+        <w:tc>
+          <w:tcPr>
+            <w:tcW w:w="1503" w:type="dxa"/>
+          </w:tcPr>
+          <w:p>
+            <w:pPr>
+              <w:spacing w:before="20" w:after="20"/>
+            </w:pPr>
+            <w:r>
+              <w:rPr>
+                <w:sz w:val="17"/>
+              </w:rPr>
+              <w:t xml:space="preserve">Global macro F1</w:t>
+            </w:r>
+          </w:p>
+        </w:tc>
+        <w:tc>
+          <w:tcPr>
+            <w:tcW w:w="1503" w:type="dxa"/>
+          </w:tcPr>
+          <w:p>
+            <w:pPr>
+              <w:spacing w:before="20" w:after="20"/>
+            </w:pPr>
+            <w:r>
+              <w:rPr>
+                <w:sz w:val="17"/>
+              </w:rPr>
+              <w:t xml:space="preserve">higher better</w:t>
+            </w:r>
+          </w:p>
+        </w:tc>
+        <w:tc>
+          <w:tcPr>
+            <w:tcW w:w="1503" w:type="dxa"/>
+          </w:tcPr>
+          <w:p>
+            <w:pPr>
+              <w:spacing w:before="20" w:after="20"/>
+            </w:pPr>
+            <w:r>
+              <w:rPr>
+                <w:sz w:val="17"/>
+              </w:rPr>
+              <w:t xml:space="preserve">0.9018</w:t>
+            </w:r>
+          </w:p>
+        </w:tc>
+        <w:tc>
+          <w:tcPr>
+            <w:tcW w:w="1503" w:type="dxa"/>
+          </w:tcPr>
+          <w:p>
+            <w:pPr>
+              <w:spacing w:before="20" w:after="20"/>
+            </w:pPr>
+            <w:r>
+              <w:rPr>
+                <w:sz w:val="17"/>
+              </w:rPr>
+              <w:t xml:space="preserve">0.9176</w:t>
+            </w:r>
+          </w:p>
+        </w:tc>
+        <w:tc>
+          <w:tcPr>
+            <w:tcW w:w="1503" w:type="dxa"/>
+          </w:tcPr>
+          <w:p>
+            <w:pPr>
+              <w:spacing w:before="20" w:after="20"/>
+            </w:pPr>
+            <w:r>
+              <w:rPr>
+                <w:sz w:val="17"/>
+              </w:rPr>
+              <w:t xml:space="preserve">+0.0158</w:t>
+            </w:r>
+          </w:p>
+        </w:tc>
+        <w:tc>
+          <w:tcPr>
+            <w:tcW w:w="1503" w:type="dxa"/>
+          </w:tcPr>
+          <w:p>
+            <w:pPr>
+              <w:spacing w:before="20" w:after="20"/>
+            </w:pPr>
+            <w:r>
+              <w:rPr>
+                <w:sz w:val="17"/>
+              </w:rPr>
+              <w:t xml:space="preserve">33.35</w:t>
+            </w:r>
+          </w:p>
+        </w:tc>
+      </w:tr>
+      <w:tr>
+        <w:tc>
+          <w:tcPr>
+            <w:tcW w:w="1503" w:type="dxa"/>
+          </w:tcPr>
+          <w:p>
+            <w:pPr>
+              <w:spacing w:before="20" w:after="20"/>
+            </w:pPr>
+            <w:r>
+              <w:rPr>
+                <w:sz w:val="17"/>
+              </w:rPr>
+              <w:t xml:space="preserve">Global accuracy</w:t>
+            </w:r>
+          </w:p>
+        </w:tc>
+        <w:tc>
+          <w:tcPr>
+            <w:tcW w:w="1503" w:type="dxa"/>
+          </w:tcPr>
+          <w:p>
+            <w:pPr>
+              <w:spacing w:before="20" w:after="20"/>
+            </w:pPr>
+            <w:r>
+              <w:rPr>
+                <w:sz w:val="17"/>
+              </w:rPr>
+              <w:t xml:space="preserve">higher better</w:t>
+            </w:r>
+          </w:p>
+        </w:tc>
+        <w:tc>
+          <w:tcPr>
+            <w:tcW w:w="1503" w:type="dxa"/>
+          </w:tcPr>
+          <w:p>
+            <w:pPr>
+              <w:spacing w:before="20" w:after="20"/>
+            </w:pPr>
+            <w:r>
+              <w:rPr>
+                <w:sz w:val="17"/>
+              </w:rPr>
+              <w:t xml:space="preserve">0.9053</w:t>
+            </w:r>
+          </w:p>
+        </w:tc>
+        <w:tc>
+          <w:tcPr>
+            <w:tcW w:w="1503" w:type="dxa"/>
+          </w:tcPr>
+          <w:p>
+            <w:pPr>
+              <w:spacing w:before="20" w:after="20"/>
+            </w:pPr>
+            <w:r>
+              <w:rPr>
+                <w:sz w:val="17"/>
+              </w:rPr>
+              <w:t xml:space="preserve">0.9206</w:t>
+            </w:r>
+          </w:p>
+        </w:tc>
+        <w:tc>
+          <w:tcPr>
+            <w:tcW w:w="1503" w:type="dxa"/>
+          </w:tcPr>
+          <w:p>
+            <w:pPr>
+              <w:spacing w:before="20" w:after="20"/>
+            </w:pPr>
+            <w:r>
+              <w:rPr>
+                <w:sz w:val="17"/>
+              </w:rPr>
+              <w:t xml:space="preserve">+0.0152</w:t>
+            </w:r>
+          </w:p>
+        </w:tc>
+        <w:tc>
+          <w:tcPr>
+            <w:tcW w:w="1503" w:type="dxa"/>
+          </w:tcPr>
+          <w:p>
+            <w:pPr>
+              <w:spacing w:before="20" w:after="20"/>
+            </w:pPr>
+            <w:r>
+              <w:rPr>
+                <w:sz w:val="17"/>
+              </w:rPr>
+              <w:t xml:space="preserve">39.38</w:t>
+            </w:r>
+          </w:p>
+        </w:tc>
+      </w:tr>
+      <w:tr>
+        <w:tc>
+          <w:tcPr>
+            <w:tcW w:w="1503" w:type="dxa"/>
+          </w:tcPr>
+          <w:p>
+            <w:pPr>
+              <w:spacing w:before="20" w:after="20"/>
+            </w:pPr>
+            <w:r>
+              <w:rPr>
+                <w:sz w:val="17"/>
+              </w:rPr>
+              <w:t xml:space="preserve">Global macro recall</w:t>
+            </w:r>
+          </w:p>
+        </w:tc>
+        <w:tc>
+          <w:tcPr>
+            <w:tcW w:w="1503" w:type="dxa"/>
+          </w:tcPr>
+          <w:p>
+            <w:pPr>
+              <w:spacing w:before="20" w:after="20"/>
+            </w:pPr>
+            <w:r>
+              <w:rPr>
+                <w:sz w:val="17"/>
+              </w:rPr>
+              <w:t xml:space="preserve">higher better</w:t>
+            </w:r>
+          </w:p>
+        </w:tc>
+        <w:tc>
+          <w:tcPr>
+            <w:tcW w:w="1503" w:type="dxa"/>
+          </w:tcPr>
+          <w:p>
+            <w:pPr>
+              <w:spacing w:before="20" w:after="20"/>
+            </w:pPr>
+            <w:r>
+              <w:rPr>
+                <w:sz w:val="17"/>
+              </w:rPr>
+              <w:t xml:space="preserve">0.9022</w:t>
+            </w:r>
+          </w:p>
+        </w:tc>
+        <w:tc>
+          <w:tcPr>
+            <w:tcW w:w="1503" w:type="dxa"/>
+          </w:tcPr>
+          <w:p>
+            <w:pPr>
+              <w:spacing w:before="20" w:after="20"/>
+            </w:pPr>
+            <w:r>
+              <w:rPr>
+                <w:sz w:val="17"/>
+              </w:rPr>
+              <w:t xml:space="preserve">0.9180</w:t>
+            </w:r>
+          </w:p>
+        </w:tc>
+        <w:tc>
+          <w:tcPr>
+            <w:tcW w:w="1503" w:type="dxa"/>
+          </w:tcPr>
+          <w:p>
+            <w:pPr>
+              <w:spacing w:before="20" w:after="20"/>
+            </w:pPr>
+            <w:r>
+              <w:rPr>
+                <w:sz w:val="17"/>
+              </w:rPr>
+              <w:t xml:space="preserve">+0.0158</w:t>
+            </w:r>
+          </w:p>
+        </w:tc>
+        <w:tc>
+          <w:tcPr>
+            <w:tcW w:w="1503" w:type="dxa"/>
+          </w:tcPr>
+          <w:p>
+            <w:pPr>
+              <w:spacing w:before="20" w:after="20"/>
+            </w:pPr>
+            <w:r>
+              <w:rPr>
+                <w:sz w:val="17"/>
+              </w:rPr>
+              <w:t xml:space="preserve">42.39</w:t>
+            </w:r>
+          </w:p>
+        </w:tc>
+      </w:tr>
+      <w:tr>
+        <w:tc>
+          <w:tcPr>
+            <w:tcW w:w="1503" w:type="dxa"/>
+          </w:tcPr>
+          <w:p>
+            <w:pPr>
+              <w:spacing w:before="20" w:after="20"/>
+            </w:pPr>
+            <w:r>
+              <w:rPr>
+                <w:sz w:val="17"/>
+              </w:rPr>
+              <w:t xml:space="preserve">Global macro FPR</w:t>
+            </w:r>
+          </w:p>
+        </w:tc>
+        <w:tc>
+          <w:tcPr>
+            <w:tcW w:w="1503" w:type="dxa"/>
+          </w:tcPr>
+          <w:p>
+            <w:pPr>
+              <w:spacing w:before="20" w:after="20"/>
+            </w:pPr>
+            <w:r>
+              <w:rPr>
+                <w:sz w:val="17"/>
+              </w:rPr>
+              <w:t xml:space="preserve">lower better</w:t>
+            </w:r>
+          </w:p>
+        </w:tc>
+        <w:tc>
+          <w:tcPr>
+            <w:tcW w:w="1503" w:type="dxa"/>
+          </w:tcPr>
+          <w:p>
+            <w:pPr>
+              <w:spacing w:before="20" w:after="20"/>
+            </w:pPr>
+            <w:r>
+              <w:rPr>
+                <w:sz w:val="17"/>
+              </w:rPr>
+              <w:t xml:space="preserve">0.0105</w:t>
+            </w:r>
+          </w:p>
+        </w:tc>
+        <w:tc>
+          <w:tcPr>
+            <w:tcW w:w="1503" w:type="dxa"/>
+          </w:tcPr>
+          <w:p>
+            <w:pPr>
+              <w:spacing w:before="20" w:after="20"/>
+            </w:pPr>
+            <w:r>
+              <w:rPr>
+                <w:sz w:val="17"/>
+              </w:rPr>
+              <w:t xml:space="preserve">0.0088</w:t>
+            </w:r>
+          </w:p>
+        </w:tc>
+        <w:tc>
+          <w:tcPr>
+            <w:tcW w:w="1503" w:type="dxa"/>
+          </w:tcPr>
+          <w:p>
+            <w:pPr>
+              <w:spacing w:before="20" w:after="20"/>
+            </w:pPr>
+            <w:r>
+              <w:rPr>
+                <w:sz w:val="17"/>
+              </w:rPr>
+              <w:t xml:space="preserve">-0.0017</w:t>
+            </w:r>
+          </w:p>
+        </w:tc>
+        <w:tc>
+          <w:tcPr>
+            <w:tcW w:w="1503" w:type="dxa"/>
+          </w:tcPr>
+          <w:p>
+            <w:pPr>
+              <w:spacing w:before="20" w:after="20"/>
+            </w:pPr>
+            <w:r>
+              <w:rPr>
+                <w:sz w:val="17"/>
+              </w:rPr>
+              <w:t xml:space="preserve">-41.19</w:t>
+            </w:r>
+          </w:p>
+        </w:tc>
+      </w:tr>
+    </w:tbl>
+    <w:p/>
+    <w:p>
+      <w:pPr/>
+      <w:r>
+        <w:t xml:space="preserve">The critical value at two degrees of freedom is 4.303. The four global metrics clear it by an order of magnitude and win on every seed. The three personalised metrics do not clear it, and their deltas are negative here where they were marginally positive at a shorter horizon. The correct reading is that the personalised model is unaffected, which is what the update rules predict, since the separated parameter enters only the team update.</w:t>
+      </w:r>
+    </w:p>
+    <w:p>
+      <w:pPr/>
+      <w:r>
+        <w:t xml:space="preserve">The published figures for this cell are 96.49 personalised accuracy and 91.68 global accuracy. Measured against the latter:</w:t>
+      </w:r>
+    </w:p>
+    <w:tbl>
+      <w:tblPr>
+        <w:tblStyle w:val="TableGrid"/>
+        <w:tblW w:w="9020" w:type="dxa"/>
+      </w:tblPr>
+      <w:tblGrid>
+        <w:gridCol w:w="2255"/>
+        <w:gridCol w:w="2255"/>
+        <w:gridCol w:w="2255"/>
+        <w:gridCol w:w="2255"/>
+      </w:tblGrid>
+      <w:tr>
+        <w:tc>
+          <w:tcPr>
+            <w:tcW w:w="2255" w:type="dxa"/>
+            <w:shd w:val="clear" w:color="auto" w:fill="EDEDED"/>
+          </w:tcPr>
+          <w:p>
+            <w:pPr>
+              <w:spacing w:before="20" w:after="20"/>
+            </w:pPr>
+            <w:r>
+              <w:rPr>
+                <w:b/>
+                <w:sz w:val="17"/>
+              </w:rPr>
+              <w:t xml:space="preserve">Configuration</w:t>
+            </w:r>
+          </w:p>
+        </w:tc>
+        <w:tc>
+          <w:tcPr>
+            <w:tcW w:w="2255" w:type="dxa"/>
+            <w:shd w:val="clear" w:color="auto" w:fill="EDEDED"/>
+          </w:tcPr>
+          <w:p>
+            <w:pPr>
+              <w:spacing w:before="20" w:after="20"/>
+            </w:pPr>
+            <w:r>
+              <w:rPr>
+                <w:b/>
+                <w:sz w:val="17"/>
+              </w:rPr>
+              <w:t xml:space="preserve">Global accuracy by seed</w:t>
+            </w:r>
+          </w:p>
+        </w:tc>
+        <w:tc>
+          <w:tcPr>
+            <w:tcW w:w="2255" w:type="dxa"/>
+            <w:shd w:val="clear" w:color="auto" w:fill="EDEDED"/>
+          </w:tcPr>
+          <w:p>
+            <w:pPr>
+              <w:spacing w:before="20" w:after="20"/>
+            </w:pPr>
+            <w:r>
+              <w:rPr>
+                <w:b/>
+                <w:sz w:val="17"/>
+              </w:rPr>
+              <w:t xml:space="preserve">Mean</w:t>
+            </w:r>
+          </w:p>
+        </w:tc>
+        <w:tc>
+          <w:tcPr>
+            <w:tcW w:w="2255" w:type="dxa"/>
+            <w:shd w:val="clear" w:color="auto" w:fill="EDEDED"/>
+          </w:tcPr>
+          <w:p>
+            <w:pPr>
+              <w:spacing w:before="20" w:after="20"/>
+            </w:pPr>
+            <w:r>
+              <w:rPr>
+                <w:b/>
+                <w:sz w:val="17"/>
+              </w:rPr>
+              <w:t xml:space="preserve">Versus 91.68</w:t>
+            </w:r>
+          </w:p>
+        </w:tc>
+      </w:tr>
+      <w:tr>
+        <w:tc>
+          <w:tcPr>
+            <w:tcW w:w="2255" w:type="dxa"/>
+          </w:tcPr>
+          <w:p>
+            <w:pPr>
+              <w:spacing w:before="20" w:after="20"/>
+            </w:pPr>
+            <w:r>
+              <w:rPr>
+                <w:sz w:val="17"/>
+              </w:rPr>
+              <w:t xml:space="preserve">PerMFL</w:t>
+            </w:r>
+          </w:p>
+        </w:tc>
+        <w:tc>
+          <w:tcPr>
+            <w:tcW w:w="2255" w:type="dxa"/>
+          </w:tcPr>
+          <w:p>
+            <w:pPr>
+              <w:spacing w:before="20" w:after="20"/>
+            </w:pPr>
+            <w:r>
+              <w:rPr>
+                <w:sz w:val="17"/>
+              </w:rPr>
+              <w:t xml:space="preserve">90.45, 90.65, 90.51</w:t>
+            </w:r>
+          </w:p>
+        </w:tc>
+        <w:tc>
+          <w:tcPr>
+            <w:tcW w:w="2255" w:type="dxa"/>
+          </w:tcPr>
+          <w:p>
+            <w:pPr>
+              <w:spacing w:before="20" w:after="20"/>
+            </w:pPr>
+            <w:r>
+              <w:rPr>
+                <w:sz w:val="17"/>
+              </w:rPr>
+              <w:t xml:space="preserve">90.53</w:t>
+            </w:r>
+          </w:p>
+        </w:tc>
+        <w:tc>
+          <w:tcPr>
+            <w:tcW w:w="2255" w:type="dxa"/>
+          </w:tcPr>
+          <w:p>
+            <w:pPr>
+              <w:spacing w:before="20" w:after="20"/>
+            </w:pPr>
+            <w:r>
+              <w:rPr>
+                <w:sz w:val="17"/>
+              </w:rPr>
+              <w:t xml:space="preserve">-1.15, exceeds on none</w:t>
+            </w:r>
+          </w:p>
+        </w:tc>
+      </w:tr>
+      <w:tr>
+        <w:tc>
+          <w:tcPr>
+            <w:tcW w:w="2255" w:type="dxa"/>
+          </w:tcPr>
+          <w:p>
+            <w:pPr>
+              <w:spacing w:before="20" w:after="20"/>
+            </w:pPr>
+            <w:r>
+              <w:rPr>
+                <w:sz w:val="17"/>
+              </w:rPr>
+              <w:t xml:space="preserve">Fine Tuned</w:t>
+            </w:r>
+          </w:p>
+        </w:tc>
+        <w:tc>
+          <w:tcPr>
+            <w:tcW w:w="2255" w:type="dxa"/>
+          </w:tcPr>
+          <w:p>
+            <w:pPr>
+              <w:spacing w:before="20" w:after="20"/>
+            </w:pPr>
+            <w:r>
+              <w:rPr>
+                <w:sz w:val="17"/>
+              </w:rPr>
+              <w:t xml:space="preserve">92.03, 92.09, 92.05</w:t>
+            </w:r>
+          </w:p>
+        </w:tc>
+        <w:tc>
+          <w:tcPr>
+            <w:tcW w:w="2255" w:type="dxa"/>
+          </w:tcPr>
+          <w:p>
+            <w:pPr>
+              <w:spacing w:before="20" w:after="20"/>
+            </w:pPr>
+            <w:r>
+              <w:rPr>
+                <w:sz w:val="17"/>
+              </w:rPr>
+              <w:t xml:space="preserve">92.06</w:t>
+            </w:r>
+          </w:p>
+        </w:tc>
+        <w:tc>
+          <w:tcPr>
+            <w:tcW w:w="2255" w:type="dxa"/>
+          </w:tcPr>
+          <w:p>
+            <w:pPr>
+              <w:spacing w:before="20" w:after="20"/>
+            </w:pPr>
+            <w:r>
+              <w:rPr>
+                <w:sz w:val="17"/>
+              </w:rPr>
+              <w:t xml:space="preserve">+0.38, exceeds on all three</w:t>
+            </w:r>
+          </w:p>
+        </w:tc>
+      </w:tr>
+    </w:tbl>
+    <w:p/>
+    <w:p>
+      <w:pPr/>
+      <w:r>
+        <w:t xml:space="preserve">The two arms do not overlap and fall either side of the published number. Both have converged: over the final fifty rounds the global model gains 0.0048 points per round under the published coupling and 0.0019 under the separated one, so the remaining difference is not an artefact of stopping early.</w:t>
+      </w:r>
+    </w:p>
+    <w:p>
+      <w:pPr/>
+      <w:r>
+        <w:t xml:space="preserve">The claim this supports is narrow and worth stating precisely. Under the paper's own configuration, at a horizon where both arms have converged, separating the two roles of lambda reaches the published global accuracy on every seed while the published coupling reaches it on none. It does not support the broader claim that the method has been beaten, because the paper reports one figure per cell without stating whether it is a final or a best value, and the comparison here uses a peak.</w:t>
+      </w:r>
+    </w:p>
+    <w:p>
+      <w:pPr/>
+      <w:r>
+        <w:t xml:space="preserve">The size of the gain depends on the horizon. At one hundred global rounds the global accuracy gain is 0.0418; at four hundred it is 0.0152. Longer training lets the published coupling recover much of the deficit unaided, but not all of it. The correction therefore buys both faster convergence and a better converged model, and the first effect is the larger of the two.</w:t>
       </w:r>
     </w:p>
     <w:p>

--- a/report/PerMFL_report_alt_full.docx
+++ b/report/PerMFL_report_alt_full.docx
@@ -2153,7 +2153,7 @@
         <w:t xml:space="preserve">N4 Backward compatibility.</w:t>
       </w:r>
       <w:r>
-        <w:t xml:space="preserve">  Every modification defaults to the shipped</w:t>
+        <w:t xml:space="preserve">  Every modification defaults to the released</w:t>
       </w:r>
     </w:p>
     <w:p>
@@ -2830,7 +2830,7 @@
     <w:p>
       <w:pPr/>
       <w:r>
-        <w:t xml:space="preserve">Four changes were made, each defaulting to the shipped behaviour.</w:t>
+        <w:t xml:space="preserve">Four changes were made, each defaulting to the released behaviour.</w:t>
       </w:r>
     </w:p>
     <w:p>
@@ -3833,7 +3833,7 @@
     <w:p>
       <w:pPr/>
       <w:r>
-        <w:t xml:space="preserve">The two roles want opposite values. Personalisation wants $\lambda$ small; a functional global model wants it comparable to $\gamma$. The shipped parameterisation forces a choice.</w:t>
+        <w:t xml:space="preserve">The two roles want opposite values. Personalisation wants $\lambda$ small; a functional global model wants it comparable to $\gamma$. The published parameterisation forces a choice.</w:t>
       </w:r>
     </w:p>
     <w:p>
@@ -3913,7 +3913,7 @@
                 <w:b/>
                 <w:sz w:val="17"/>
               </w:rPr>
-              <w:t xml:space="preserve">shipped</w:t>
+              <w:t xml:space="preserve">PerMFL</w:t>
             </w:r>
           </w:p>
         </w:tc>
@@ -3931,7 +3931,7 @@
                 <w:b/>
                 <w:sz w:val="17"/>
               </w:rPr>
-              <w:t xml:space="preserve">decoupled</w:t>
+              <w:t xml:space="preserve">Fine Tuned</w:t>
             </w:r>
           </w:p>
         </w:tc>
@@ -4305,7 +4305,7 @@
     <w:p>
       <w:pPr/>
       <w:r>
-        <w:t xml:space="preserve">All four exceed the critical value of 2.776 and win on every seed. The floors are 0.8171 accuracy and 0.0999 macro F1. The shipped global model sits below the accuracy floor; the decoupled one sits above it.</w:t>
+        <w:t xml:space="preserve">All four exceed the critical value of 2.776 and win on every seed. The floors are 0.8171 accuracy and 0.0999 macro F1. The PerMFL global model sits below the accuracy floor; the Fine Tuned one sits above it.</w:t>
       </w:r>
     </w:p>
     <w:p>
@@ -5359,7 +5359,7 @@
     <w:p>
       <w:pPr/>
       <w:r>
-        <w:t xml:space="preserve">The shipped global model varies between roughly 0.35 and 0.73 depending on initialisation. For a security product that is arguably the more consequential finding: an unpredictable detector cannot be operated against a threshold.</w:t>
+        <w:t xml:space="preserve">The PerMFL global model varies between roughly 0.35 and 0.73 depending on initialisation. For a security product that is arguably the more consequential finding: an unpredictable detector cannot be operated against a threshold.</w:t>
       </w:r>
     </w:p>
     <w:p>
@@ -6623,7 +6623,7 @@
     <w:p>
       <w:pPr/>
       <w:r>
-        <w:t xml:space="preserve">At the least skewed CICIDS setting the decoupled configuration reaches 0.8432 personalised and 0.8546 global macro F1 against a ceiling of 1.0, compared with 0.5176 and 0.1497 for the shipped configuration.</w:t>
+        <w:t xml:space="preserve">At the least skewed CICIDS setting the Fine Tuned configuration reaches 0.8432 personalised and 0.8546 global macro F1 against a ceiling of 1.0, compared with 0.5176 and 0.1497 for the PerMFL configuration.</w:t>
       </w:r>
     </w:p>
     <w:p>
@@ -6641,7 +6641,7 @@
     <w:p>
       <w:pPr/>
       <w:r>
-        <w:t xml:space="preserve">One configuration goes the other way. Under attack-domain partitioning on TON-IoT, at the highest heterogeneity measured anywhere in the study, the global macro F1 falls from 0.0917 to 0.0403, $t = -6.21$, losing on all five seeds. The decoupled global accuracy is 0.2369 with a standard deviation of zero, which is exactly the majority-class rate: the model collapsed to predicting normal traffic.</w:t>
+        <w:t xml:space="preserve">One configuration goes the other way. Under attack-domain partitioning on TON-IoT, at the highest heterogeneity measured anywhere in the study, the global macro F1 falls from 0.0917 to 0.0403, $t = -6.21$, losing on all five seeds. The Fine Tuned global accuracy is 0.2369 with a standard deviation of zero, which is exactly the majority-class rate: the model collapsed to predicting normal traffic.</w:t>
       </w:r>
     </w:p>
     <w:p>
@@ -6673,7 +6673,7 @@
     <w:p>
       <w:pPr/>
       <w:r>
-        <w:t xml:space="preserve">The honest conclusion is that federated personalisation does not pay on this data, and that the value of the method lies in its global model. That makes the finding in Section~(see above) more consequential rather than less: the shipped parameterisation cripples precisely the component that justifies federating.</w:t>
+        <w:t xml:space="preserve">The honest conclusion is that federated personalisation does not pay on this data, and that the value of the method lies in its global model. That makes the finding in Section~(see above) more consequential rather than less: the published parameterisation cripples precisely the component that justifies federating.</w:t>
       </w:r>
     </w:p>
     <w:p>
@@ -6726,7 +6726,7 @@
     <w:p>
       <w:pPr/>
       <w:r>
-        <w:t xml:space="preserve">The baselines shipped with the base implementation were not run on the intrusion detection data. Only the method under test carries the metric instrumentation this study requires, and extending it to the others was not completed. The consequence is that the results position PerMFL against its own configurations and against local training, not against the federated literature.</w:t>
+        <w:t xml:space="preserve">The baselines released with the base implementation were not run on the intrusion detection data. Only the method under test carries the metric instrumentation this study requires, and extending it to the others was not completed. The consequence is that the results position PerMFL against its own configurations and against local training, not against the federated literature.</w:t>
       </w:r>
     </w:p>
     <w:p>
@@ -6936,7 +6936,7 @@
     <w:p>
       <w:pPr/>
       <w:r>
-        <w:t xml:space="preserve">Instrumenting the shipped baselines with the same metrics and running them on the same partitions would place the corrected method in context. This is the most valuable remaining work and it needs no new ideas, only the same instrumentation applied to four more server classes.</w:t>
+        <w:t xml:space="preserve">Instrumenting the released baselines with the same metrics and running them on the same partitions would place the corrected method in context. This is the most valuable remaining work and it needs no new ideas, only the same instrumentation applied to four more server classes.</w:t>
       </w:r>
     </w:p>
     <w:p>
@@ -6948,7 +6948,7 @@
           <w:b/>
           <w:i/>
         </w:rPr>
-        <w:t xml:space="preserve">Tuning the decoupled weight</w:t>
+        <w:t xml:space="preserve">Tuning the separated weight</w:t>
       </w:r>
     </w:p>
     <w:p>

--- a/report/PerMFL_report_alt_full.docx
+++ b/report/PerMFL_report_alt_full.docx
@@ -3931,7 +3931,7 @@
                 <w:b/>
                 <w:sz w:val="17"/>
               </w:rPr>
-              <w:t xml:space="preserve">Fine Tuned</w:t>
+              <w:t xml:space="preserve">Split-λ</w:t>
             </w:r>
           </w:p>
         </w:tc>
@@ -4305,7 +4305,7 @@
     <w:p>
       <w:pPr/>
       <w:r>
-        <w:t xml:space="preserve">All four exceed the critical value of 2.776 and win on every seed. The floors are 0.8171 accuracy and 0.0999 macro F1. The PerMFL global model sits below the accuracy floor; the Fine Tuned one sits above it.</w:t>
+        <w:t xml:space="preserve">All four exceed the critical value of 2.776 and win on every seed. The floors are 0.8171 accuracy and 0.0999 macro F1. The PerMFL global model sits below the accuracy floor; the Split-λ one sits above it.</w:t>
       </w:r>
     </w:p>
     <w:p>
@@ -4462,7 +4462,7 @@
                 <w:b/>
                 <w:sz w:val="17"/>
               </w:rPr>
-              <w:t xml:space="preserve">Fine Tuned</w:t>
+              <w:t xml:space="preserve">Split-λ</w:t>
             </w:r>
           </w:p>
         </w:tc>
@@ -5269,7 +5269,7 @@
               <w:rPr>
                 <w:sz w:val="17"/>
               </w:rPr>
-              <w:t xml:space="preserve">Fine Tuned</w:t>
+              <w:t xml:space="preserve">Split-λ</w:t>
             </w:r>
           </w:p>
         </w:tc>
@@ -6623,7 +6623,7 @@
     <w:p>
       <w:pPr/>
       <w:r>
-        <w:t xml:space="preserve">At the least skewed CICIDS setting the Fine Tuned configuration reaches 0.8432 personalised and 0.8546 global macro F1 against a ceiling of 1.0, compared with 0.5176 and 0.1497 for the PerMFL configuration.</w:t>
+        <w:t xml:space="preserve">At the least skewed CICIDS setting the Split-λ configuration reaches 0.8432 personalised and 0.8546 global macro F1 against a ceiling of 1.0, compared with 0.5176 and 0.1497 for the PerMFL configuration.</w:t>
       </w:r>
     </w:p>
     <w:p>
@@ -6641,7 +6641,7 @@
     <w:p>
       <w:pPr/>
       <w:r>
-        <w:t xml:space="preserve">One configuration goes the other way. Under attack-domain partitioning on TON-IoT, at the highest heterogeneity measured anywhere in the study, the global macro F1 falls from 0.0917 to 0.0403, $t = -6.21$, losing on all five seeds. The Fine Tuned global accuracy is 0.2369 with a standard deviation of zero, which is exactly the majority-class rate: the model collapsed to predicting normal traffic.</w:t>
+        <w:t xml:space="preserve">One configuration goes the other way. Under attack-domain partitioning on TON-IoT, at the highest heterogeneity measured anywhere in the study, the global macro F1 falls from 0.0917 to 0.0403, $t = -6.21$, losing on all five seeds. The Split-λ global accuracy is 0.2369 with a standard deviation of zero, which is exactly the majority-class rate: the model collapsed to predicting normal traffic.</w:t>
       </w:r>
     </w:p>
     <w:p>

--- a/report/PerMFL_report_alt_full.docx
+++ b/report/PerMFL_report_alt_full.docx
@@ -4001,7 +4001,7 @@
               <w:rPr>
                 <w:sz w:val="17"/>
               </w:rPr>
-              <w:t xml:space="preserve">0.2809 pm 0.0017</w:t>
+              <w:t xml:space="preserve">0.4182 pm 0.0364</w:t>
             </w:r>
           </w:p>
         </w:tc>
@@ -4017,7 +4017,7 @@
               <w:rPr>
                 <w:sz w:val="17"/>
               </w:rPr>
-              <w:t xml:space="preserve">0.3154 pm 0.0044</w:t>
+              <w:t xml:space="preserve">0.5086 pm 0.0168</w:t>
             </w:r>
           </w:p>
         </w:tc>
@@ -4033,7 +4033,7 @@
               <w:rPr>
                 <w:sz w:val="17"/>
               </w:rPr>
-              <w:t xml:space="preserve">+0.0346</w:t>
+              <w:t xml:space="preserve">+0.0904</w:t>
             </w:r>
           </w:p>
         </w:tc>
@@ -4049,7 +4049,7 @@
               <w:rPr>
                 <w:sz w:val="17"/>
               </w:rPr>
-              <w:t xml:space="preserve">21.25</w:t>
+              <w:t xml:space="preserve">4.29</w:t>
             </w:r>
           </w:p>
         </w:tc>
@@ -4083,7 +4083,7 @@
               <w:rPr>
                 <w:sz w:val="17"/>
               </w:rPr>
-              <w:t xml:space="preserve">0.7842 pm 0.0062</w:t>
+              <w:t xml:space="preserve">0.8390 pm 0.0081</w:t>
             </w:r>
           </w:p>
         </w:tc>
@@ -4099,7 +4099,7 @@
               <w:rPr>
                 <w:sz w:val="17"/>
               </w:rPr>
-              <w:t xml:space="preserve">0.8161 pm 0.0042</w:t>
+              <w:t xml:space="preserve">0.9041 pm 0.0107</w:t>
             </w:r>
           </w:p>
         </w:tc>
@@ -4115,7 +4115,7 @@
               <w:rPr>
                 <w:sz w:val="17"/>
               </w:rPr>
-              <w:t xml:space="preserve">+0.0320</w:t>
+              <w:t xml:space="preserve">+0.0651</w:t>
             </w:r>
           </w:p>
         </w:tc>
@@ -4131,7 +4131,7 @@
               <w:rPr>
                 <w:sz w:val="17"/>
               </w:rPr>
-              <w:t xml:space="preserve">10.61</w:t>
+              <w:t xml:space="preserve">9.28</w:t>
             </w:r>
           </w:p>
         </w:tc>
@@ -4165,7 +4165,7 @@
               <w:rPr>
                 <w:sz w:val="17"/>
               </w:rPr>
-              <w:t xml:space="preserve">0.1139 pm 0.0346</w:t>
+              <w:t xml:space="preserve">0.1165 pm 0.0178</w:t>
             </w:r>
           </w:p>
         </w:tc>
@@ -4181,7 +4181,7 @@
               <w:rPr>
                 <w:sz w:val="17"/>
               </w:rPr>
-              <w:t xml:space="preserve">0.2155 pm 0.0187</w:t>
+              <w:t xml:space="preserve">0.2457 pm 0.0064</w:t>
             </w:r>
           </w:p>
         </w:tc>
@@ -4197,7 +4197,7 @@
               <w:rPr>
                 <w:sz w:val="17"/>
               </w:rPr>
-              <w:t xml:space="preserve">+0.1016</w:t>
+              <w:t xml:space="preserve">+0.1292</w:t>
             </w:r>
           </w:p>
         </w:tc>
@@ -4213,7 +4213,7 @@
               <w:rPr>
                 <w:sz w:val="17"/>
               </w:rPr>
-              <w:t xml:space="preserve">4.35</w:t>
+              <w:t xml:space="preserve">15.68</w:t>
             </w:r>
           </w:p>
         </w:tc>
@@ -4247,7 +4247,7 @@
               <w:rPr>
                 <w:sz w:val="17"/>
               </w:rPr>
-              <w:t xml:space="preserve">0.5412 pm 0.1885</w:t>
+              <w:t xml:space="preserve">0.7545 pm 0.0497</w:t>
             </w:r>
           </w:p>
         </w:tc>
@@ -4263,7 +4263,7 @@
               <w:rPr>
                 <w:sz w:val="17"/>
               </w:rPr>
-              <w:t xml:space="preserve">0.8487 pm 0.0041</w:t>
+              <w:t xml:space="preserve">0.8626 pm 0.0013</w:t>
             </w:r>
           </w:p>
         </w:tc>
@@ -4279,7 +4279,7 @@
               <w:rPr>
                 <w:sz w:val="17"/>
               </w:rPr>
-              <w:t xml:space="preserve">+0.3075</w:t>
+              <w:t xml:space="preserve">+0.1081</w:t>
             </w:r>
           </w:p>
         </w:tc>
@@ -4295,7 +4295,89 @@
               <w:rPr>
                 <w:sz w:val="17"/>
               </w:rPr>
-              <w:t xml:space="preserve">3.60</w:t>
+              <w:t xml:space="preserve">4.76</w:t>
+            </w:r>
+          </w:p>
+        </w:tc>
+      </w:tr>
+      <w:tr>
+        <w:tc>
+          <w:tcPr>
+            <w:tcW w:w="1804" w:type="dxa"/>
+          </w:tcPr>
+          <w:p>
+            <w:pPr>
+              <w:spacing w:before="20" w:after="20"/>
+            </w:pPr>
+            <w:r>
+              <w:rPr>
+                <w:sz w:val="17"/>
+              </w:rPr>
+              <w:t xml:space="preserve">Global macro recall</w:t>
+            </w:r>
+          </w:p>
+        </w:tc>
+        <w:tc>
+          <w:tcPr>
+            <w:tcW w:w="1804" w:type="dxa"/>
+          </w:tcPr>
+          <w:p>
+            <w:pPr>
+              <w:spacing w:before="20" w:after="20"/>
+            </w:pPr>
+            <w:r>
+              <w:rPr>
+                <w:sz w:val="17"/>
+              </w:rPr>
+              <w:t xml:space="preserve">0.1604 pm 0.0370</w:t>
+            </w:r>
+          </w:p>
+        </w:tc>
+        <w:tc>
+          <w:tcPr>
+            <w:tcW w:w="1804" w:type="dxa"/>
+          </w:tcPr>
+          <w:p>
+            <w:pPr>
+              <w:spacing w:before="20" w:after="20"/>
+            </w:pPr>
+            <w:r>
+              <w:rPr>
+                <w:sz w:val="17"/>
+              </w:rPr>
+              <w:t xml:space="preserve">0.2269 pm 0.0043</w:t>
+            </w:r>
+          </w:p>
+        </w:tc>
+        <w:tc>
+          <w:tcPr>
+            <w:tcW w:w="1804" w:type="dxa"/>
+          </w:tcPr>
+          <w:p>
+            <w:pPr>
+              <w:spacing w:before="20" w:after="20"/>
+            </w:pPr>
+            <w:r>
+              <w:rPr>
+                <w:sz w:val="17"/>
+              </w:rPr>
+              <w:t xml:space="preserve">+0.0664</w:t>
+            </w:r>
+          </w:p>
+        </w:tc>
+        <w:tc>
+          <w:tcPr>
+            <w:tcW w:w="1804" w:type="dxa"/>
+          </w:tcPr>
+          <w:p>
+            <w:pPr>
+              <w:spacing w:before="20" w:after="20"/>
+            </w:pPr>
+            <w:r>
+              <w:rPr>
+                <w:sz w:val="17"/>
+              </w:rPr>
+              <w:t xml:space="preserve">4.07</w:t>
             </w:r>
           </w:p>
         </w:tc>
@@ -5347,6 +5429,886 @@
         <w:pStyle w:val="Heading3"/>
       </w:pPr>
       <w:r>
+        <w:t xml:space="preserve">Where the operating point sits</w:t>
+      </w:r>
+    </w:p>
+    <w:p>
+      <w:pPr/>
+      <w:r>
+        <w:t xml:space="preserve">The comparison above uses $\lambda_{team} = 1.5$, chosen before any sweep. A later sweep over six values shows that choice was conservative.</w:t>
+      </w:r>
+    </w:p>
+    <w:tbl>
+      <w:tblPr>
+        <w:tblStyle w:val="TableGrid"/>
+        <w:tblW w:w="9020" w:type="dxa"/>
+      </w:tblPr>
+      <w:tblGrid>
+        <w:gridCol w:w="1804"/>
+        <w:gridCol w:w="1804"/>
+        <w:gridCol w:w="1804"/>
+        <w:gridCol w:w="1804"/>
+        <w:gridCol w:w="1804"/>
+      </w:tblGrid>
+      <w:tr>
+        <w:tc>
+          <w:tcPr>
+            <w:tcW w:w="1804" w:type="dxa"/>
+            <w:shd w:val="clear" w:color="auto" w:fill="EDEDED"/>
+          </w:tcPr>
+          <w:p>
+            <w:pPr>
+              <w:spacing w:before="20" w:after="20"/>
+            </w:pPr>
+            <w:r>
+              <w:rPr>
+                <w:b/>
+                <w:sz w:val="17"/>
+              </w:rPr>
+              <w:t xml:space="preserve">$\lambda_{team}$</w:t>
+            </w:r>
+          </w:p>
+        </w:tc>
+        <w:tc>
+          <w:tcPr>
+            <w:tcW w:w="1804" w:type="dxa"/>
+            <w:shd w:val="clear" w:color="auto" w:fill="EDEDED"/>
+          </w:tcPr>
+          <w:p>
+            <w:pPr>
+              <w:spacing w:before="20" w:after="20"/>
+            </w:pPr>
+            <w:r>
+              <w:rPr>
+                <w:b/>
+                <w:sz w:val="17"/>
+              </w:rPr>
+              <w:t xml:space="preserve">ratio to $\gamma$</w:t>
+            </w:r>
+          </w:p>
+        </w:tc>
+        <w:tc>
+          <w:tcPr>
+            <w:tcW w:w="1804" w:type="dxa"/>
+            <w:shd w:val="clear" w:color="auto" w:fill="EDEDED"/>
+          </w:tcPr>
+          <w:p>
+            <w:pPr>
+              <w:spacing w:before="20" w:after="20"/>
+            </w:pPr>
+            <w:r>
+              <w:rPr>
+                <w:b/>
+                <w:sz w:val="17"/>
+              </w:rPr>
+              <w:t xml:space="preserve">personal macro F1</w:t>
+            </w:r>
+          </w:p>
+        </w:tc>
+        <w:tc>
+          <w:tcPr>
+            <w:tcW w:w="1804" w:type="dxa"/>
+            <w:shd w:val="clear" w:color="auto" w:fill="EDEDED"/>
+          </w:tcPr>
+          <w:p>
+            <w:pPr>
+              <w:spacing w:before="20" w:after="20"/>
+            </w:pPr>
+            <w:r>
+              <w:rPr>
+                <w:b/>
+                <w:sz w:val="17"/>
+              </w:rPr>
+              <w:t xml:space="preserve">global macro F1</w:t>
+            </w:r>
+          </w:p>
+        </w:tc>
+        <w:tc>
+          <w:tcPr>
+            <w:tcW w:w="1804" w:type="dxa"/>
+            <w:shd w:val="clear" w:color="auto" w:fill="EDEDED"/>
+          </w:tcPr>
+          <w:p>
+            <w:pPr>
+              <w:spacing w:before="20" w:after="20"/>
+            </w:pPr>
+            <w:r>
+              <w:rPr>
+                <w:b/>
+                <w:sz w:val="17"/>
+              </w:rPr>
+              <w:t xml:space="preserve">global FPR</w:t>
+            </w:r>
+          </w:p>
+        </w:tc>
+      </w:tr>
+      <w:tr>
+        <w:tc>
+          <w:tcPr>
+            <w:tcW w:w="1804" w:type="dxa"/>
+          </w:tcPr>
+          <w:p>
+            <w:pPr>
+              <w:spacing w:before="20" w:after="20"/>
+            </w:pPr>
+            <w:r>
+              <w:rPr>
+                <w:sz w:val="17"/>
+              </w:rPr>
+              <w:t xml:space="preserve">0.5</w:t>
+            </w:r>
+          </w:p>
+        </w:tc>
+        <w:tc>
+          <w:tcPr>
+            <w:tcW w:w="1804" w:type="dxa"/>
+          </w:tcPr>
+          <w:p>
+            <w:pPr>
+              <w:spacing w:before="20" w:after="20"/>
+            </w:pPr>
+            <w:r>
+              <w:rPr>
+                <w:sz w:val="17"/>
+              </w:rPr>
+              <w:t xml:space="preserve">0.3</w:t>
+            </w:r>
+          </w:p>
+        </w:tc>
+        <w:tc>
+          <w:tcPr>
+            <w:tcW w:w="1804" w:type="dxa"/>
+          </w:tcPr>
+          <w:p>
+            <w:pPr>
+              <w:spacing w:before="20" w:after="20"/>
+            </w:pPr>
+            <w:r>
+              <w:rPr>
+                <w:sz w:val="17"/>
+              </w:rPr>
+              <w:t xml:space="preserve">0.4168</w:t>
+            </w:r>
+          </w:p>
+        </w:tc>
+        <w:tc>
+          <w:tcPr>
+            <w:tcW w:w="1804" w:type="dxa"/>
+          </w:tcPr>
+          <w:p>
+            <w:pPr>
+              <w:spacing w:before="20" w:after="20"/>
+            </w:pPr>
+            <w:r>
+              <w:rPr>
+                <w:sz w:val="17"/>
+              </w:rPr>
+              <w:t xml:space="preserve">0.1529</w:t>
+            </w:r>
+          </w:p>
+        </w:tc>
+        <w:tc>
+          <w:tcPr>
+            <w:tcW w:w="1804" w:type="dxa"/>
+          </w:tcPr>
+          <w:p>
+            <w:pPr>
+              <w:spacing w:before="20" w:after="20"/>
+            </w:pPr>
+            <w:r>
+              <w:rPr>
+                <w:sz w:val="17"/>
+              </w:rPr>
+              <w:t xml:space="preserve">0.0887</w:t>
+            </w:r>
+          </w:p>
+        </w:tc>
+      </w:tr>
+      <w:tr>
+        <w:tc>
+          <w:tcPr>
+            <w:tcW w:w="1804" w:type="dxa"/>
+          </w:tcPr>
+          <w:p>
+            <w:pPr>
+              <w:spacing w:before="20" w:after="20"/>
+            </w:pPr>
+            <w:r>
+              <w:rPr>
+                <w:sz w:val="17"/>
+              </w:rPr>
+              <w:t xml:space="preserve">1.0</w:t>
+            </w:r>
+          </w:p>
+        </w:tc>
+        <w:tc>
+          <w:tcPr>
+            <w:tcW w:w="1804" w:type="dxa"/>
+          </w:tcPr>
+          <w:p>
+            <w:pPr>
+              <w:spacing w:before="20" w:after="20"/>
+            </w:pPr>
+            <w:r>
+              <w:rPr>
+                <w:sz w:val="17"/>
+              </w:rPr>
+              <w:t xml:space="preserve">0.7</w:t>
+            </w:r>
+          </w:p>
+        </w:tc>
+        <w:tc>
+          <w:tcPr>
+            <w:tcW w:w="1804" w:type="dxa"/>
+          </w:tcPr>
+          <w:p>
+            <w:pPr>
+              <w:spacing w:before="20" w:after="20"/>
+            </w:pPr>
+            <w:r>
+              <w:rPr>
+                <w:sz w:val="17"/>
+              </w:rPr>
+              <w:t xml:space="preserve">0.4383</w:t>
+            </w:r>
+          </w:p>
+        </w:tc>
+        <w:tc>
+          <w:tcPr>
+            <w:tcW w:w="1804" w:type="dxa"/>
+          </w:tcPr>
+          <w:p>
+            <w:pPr>
+              <w:spacing w:before="20" w:after="20"/>
+            </w:pPr>
+            <w:r>
+              <w:rPr>
+                <w:sz w:val="17"/>
+              </w:rPr>
+              <w:t xml:space="preserve">0.2169</w:t>
+            </w:r>
+          </w:p>
+        </w:tc>
+        <w:tc>
+          <w:tcPr>
+            <w:tcW w:w="1804" w:type="dxa"/>
+          </w:tcPr>
+          <w:p>
+            <w:pPr>
+              <w:spacing w:before="20" w:after="20"/>
+            </w:pPr>
+            <w:r>
+              <w:rPr>
+                <w:sz w:val="17"/>
+              </w:rPr>
+              <w:t xml:space="preserve">0.0816</w:t>
+            </w:r>
+          </w:p>
+        </w:tc>
+      </w:tr>
+      <w:tr>
+        <w:tc>
+          <w:tcPr>
+            <w:tcW w:w="1804" w:type="dxa"/>
+          </w:tcPr>
+          <w:p>
+            <w:pPr>
+              <w:spacing w:before="20" w:after="20"/>
+            </w:pPr>
+            <w:r>
+              <w:rPr>
+                <w:sz w:val="17"/>
+              </w:rPr>
+              <w:t xml:space="preserve">1.5</w:t>
+            </w:r>
+          </w:p>
+        </w:tc>
+        <w:tc>
+          <w:tcPr>
+            <w:tcW w:w="1804" w:type="dxa"/>
+          </w:tcPr>
+          <w:p>
+            <w:pPr>
+              <w:spacing w:before="20" w:after="20"/>
+            </w:pPr>
+            <w:r>
+              <w:rPr>
+                <w:sz w:val="17"/>
+              </w:rPr>
+              <w:t xml:space="preserve">1.0</w:t>
+            </w:r>
+          </w:p>
+        </w:tc>
+        <w:tc>
+          <w:tcPr>
+            <w:tcW w:w="1804" w:type="dxa"/>
+          </w:tcPr>
+          <w:p>
+            <w:pPr>
+              <w:spacing w:before="20" w:after="20"/>
+            </w:pPr>
+            <w:r>
+              <w:rPr>
+                <w:sz w:val="17"/>
+              </w:rPr>
+              <w:t xml:space="preserve">0.5202</w:t>
+            </w:r>
+          </w:p>
+        </w:tc>
+        <w:tc>
+          <w:tcPr>
+            <w:tcW w:w="1804" w:type="dxa"/>
+          </w:tcPr>
+          <w:p>
+            <w:pPr>
+              <w:spacing w:before="20" w:after="20"/>
+            </w:pPr>
+            <w:r>
+              <w:rPr>
+                <w:sz w:val="17"/>
+              </w:rPr>
+              <w:t xml:space="preserve">0.2480</w:t>
+            </w:r>
+          </w:p>
+        </w:tc>
+        <w:tc>
+          <w:tcPr>
+            <w:tcW w:w="1804" w:type="dxa"/>
+          </w:tcPr>
+          <w:p>
+            <w:pPr>
+              <w:spacing w:before="20" w:after="20"/>
+            </w:pPr>
+            <w:r>
+              <w:rPr>
+                <w:sz w:val="17"/>
+              </w:rPr>
+              <w:t xml:space="preserve">0.0788</w:t>
+            </w:r>
+          </w:p>
+        </w:tc>
+      </w:tr>
+      <w:tr>
+        <w:tc>
+          <w:tcPr>
+            <w:tcW w:w="1804" w:type="dxa"/>
+          </w:tcPr>
+          <w:p>
+            <w:pPr>
+              <w:spacing w:before="20" w:after="20"/>
+            </w:pPr>
+            <w:r>
+              <w:rPr>
+                <w:sz w:val="17"/>
+              </w:rPr>
+              <w:t xml:space="preserve">3.0</w:t>
+            </w:r>
+          </w:p>
+        </w:tc>
+        <w:tc>
+          <w:tcPr>
+            <w:tcW w:w="1804" w:type="dxa"/>
+          </w:tcPr>
+          <w:p>
+            <w:pPr>
+              <w:spacing w:before="20" w:after="20"/>
+            </w:pPr>
+            <w:r>
+              <w:rPr>
+                <w:sz w:val="17"/>
+              </w:rPr>
+              <w:t xml:space="preserve">2.0</w:t>
+            </w:r>
+          </w:p>
+        </w:tc>
+        <w:tc>
+          <w:tcPr>
+            <w:tcW w:w="1804" w:type="dxa"/>
+          </w:tcPr>
+          <w:p>
+            <w:pPr>
+              <w:spacing w:before="20" w:after="20"/>
+            </w:pPr>
+            <w:r>
+              <w:rPr>
+                <w:sz w:val="17"/>
+              </w:rPr>
+              <w:t xml:space="preserve">0.5818</w:t>
+            </w:r>
+          </w:p>
+        </w:tc>
+        <w:tc>
+          <w:tcPr>
+            <w:tcW w:w="1804" w:type="dxa"/>
+          </w:tcPr>
+          <w:p>
+            <w:pPr>
+              <w:spacing w:before="20" w:after="20"/>
+            </w:pPr>
+            <w:r>
+              <w:rPr>
+                <w:sz w:val="17"/>
+              </w:rPr>
+              <w:t xml:space="preserve">0.2603</w:t>
+            </w:r>
+          </w:p>
+        </w:tc>
+        <w:tc>
+          <w:tcPr>
+            <w:tcW w:w="1804" w:type="dxa"/>
+          </w:tcPr>
+          <w:p>
+            <w:pPr>
+              <w:spacing w:before="20" w:after="20"/>
+            </w:pPr>
+            <w:r>
+              <w:rPr>
+                <w:sz w:val="17"/>
+              </w:rPr>
+              <w:t xml:space="preserve">0.0757</w:t>
+            </w:r>
+          </w:p>
+        </w:tc>
+      </w:tr>
+      <w:tr>
+        <w:tc>
+          <w:tcPr>
+            <w:tcW w:w="1804" w:type="dxa"/>
+          </w:tcPr>
+          <w:p>
+            <w:pPr>
+              <w:spacing w:before="20" w:after="20"/>
+            </w:pPr>
+            <w:r>
+              <w:rPr>
+                <w:sz w:val="17"/>
+              </w:rPr>
+              <w:t xml:space="preserve">6.0</w:t>
+            </w:r>
+          </w:p>
+        </w:tc>
+        <w:tc>
+          <w:tcPr>
+            <w:tcW w:w="1804" w:type="dxa"/>
+          </w:tcPr>
+          <w:p>
+            <w:pPr>
+              <w:spacing w:before="20" w:after="20"/>
+            </w:pPr>
+            <w:r>
+              <w:rPr>
+                <w:sz w:val="17"/>
+              </w:rPr>
+              <w:t xml:space="preserve">4.0</w:t>
+            </w:r>
+          </w:p>
+        </w:tc>
+        <w:tc>
+          <w:tcPr>
+            <w:tcW w:w="1804" w:type="dxa"/>
+          </w:tcPr>
+          <w:p>
+            <w:pPr>
+              <w:spacing w:before="20" w:after="20"/>
+            </w:pPr>
+            <w:r>
+              <w:rPr>
+                <w:sz w:val="17"/>
+              </w:rPr>
+              <w:t xml:space="preserve">0.6480</w:t>
+            </w:r>
+          </w:p>
+        </w:tc>
+        <w:tc>
+          <w:tcPr>
+            <w:tcW w:w="1804" w:type="dxa"/>
+          </w:tcPr>
+          <w:p>
+            <w:pPr>
+              <w:spacing w:before="20" w:after="20"/>
+            </w:pPr>
+            <w:r>
+              <w:rPr>
+                <w:sz w:val="17"/>
+              </w:rPr>
+              <w:t xml:space="preserve">0.4046</w:t>
+            </w:r>
+          </w:p>
+        </w:tc>
+        <w:tc>
+          <w:tcPr>
+            <w:tcW w:w="1804" w:type="dxa"/>
+          </w:tcPr>
+          <w:p>
+            <w:pPr>
+              <w:spacing w:before="20" w:after="20"/>
+            </w:pPr>
+            <w:r>
+              <w:rPr>
+                <w:sz w:val="17"/>
+              </w:rPr>
+              <w:t xml:space="preserve">0.0642</w:t>
+            </w:r>
+          </w:p>
+        </w:tc>
+      </w:tr>
+      <w:tr>
+        <w:tc>
+          <w:tcPr>
+            <w:tcW w:w="1804" w:type="dxa"/>
+          </w:tcPr>
+          <w:p>
+            <w:pPr>
+              <w:spacing w:before="20" w:after="20"/>
+            </w:pPr>
+            <w:r>
+              <w:rPr>
+                <w:sz w:val="17"/>
+              </w:rPr>
+              <w:t xml:space="preserve">12.0</w:t>
+            </w:r>
+          </w:p>
+        </w:tc>
+        <w:tc>
+          <w:tcPr>
+            <w:tcW w:w="1804" w:type="dxa"/>
+          </w:tcPr>
+          <w:p>
+            <w:pPr>
+              <w:spacing w:before="20" w:after="20"/>
+            </w:pPr>
+            <w:r>
+              <w:rPr>
+                <w:sz w:val="17"/>
+              </w:rPr>
+              <w:t xml:space="preserve">8.0</w:t>
+            </w:r>
+          </w:p>
+        </w:tc>
+        <w:tc>
+          <w:tcPr>
+            <w:tcW w:w="1804" w:type="dxa"/>
+          </w:tcPr>
+          <w:p>
+            <w:pPr>
+              <w:spacing w:before="20" w:after="20"/>
+            </w:pPr>
+            <w:r>
+              <w:rPr>
+                <w:sz w:val="17"/>
+              </w:rPr>
+              <w:t xml:space="preserve">0.8440</w:t>
+            </w:r>
+          </w:p>
+        </w:tc>
+        <w:tc>
+          <w:tcPr>
+            <w:tcW w:w="1804" w:type="dxa"/>
+          </w:tcPr>
+          <w:p>
+            <w:pPr>
+              <w:spacing w:before="20" w:after="20"/>
+            </w:pPr>
+            <w:r>
+              <w:rPr>
+                <w:sz w:val="17"/>
+              </w:rPr>
+              <w:t xml:space="preserve">0.5341</w:t>
+            </w:r>
+          </w:p>
+        </w:tc>
+        <w:tc>
+          <w:tcPr>
+            <w:tcW w:w="1804" w:type="dxa"/>
+          </w:tcPr>
+          <w:p>
+            <w:pPr>
+              <w:spacing w:before="20" w:after="20"/>
+            </w:pPr>
+            <w:r>
+              <w:rPr>
+                <w:sz w:val="17"/>
+              </w:rPr>
+              <w:t xml:space="preserve">0.0475</w:t>
+            </w:r>
+          </w:p>
+        </w:tc>
+      </w:tr>
+    </w:tbl>
+    <w:p/>
+    <w:p>
+      <w:pPr/>
+      <w:r>
+        <w:t xml:space="preserve">Monotone on both tiers and on false-positive rate, with no turnover. The stability condition permits values below 31.8, so the sweep exhausted its range rather than finding an optimum.</w:t>
+      </w:r>
+    </w:p>
+    <w:p>
+      <w:pPr/>
+      <w:r>
+        <w:t xml:space="preserve">The operating point matters for more than the headline figure. Per-class detection on the global model, at three settings:</w:t>
+      </w:r>
+    </w:p>
+    <w:tbl>
+      <w:tblPr>
+        <w:tblStyle w:val="TableGrid"/>
+        <w:tblW w:w="9020" w:type="dxa"/>
+      </w:tblPr>
+      <w:tblGrid>
+        <w:gridCol w:w="3006"/>
+        <w:gridCol w:w="3006"/>
+        <w:gridCol w:w="3006"/>
+      </w:tblGrid>
+      <w:tr>
+        <w:tc>
+          <w:tcPr>
+            <w:tcW w:w="3006" w:type="dxa"/>
+            <w:shd w:val="clear" w:color="auto" w:fill="EDEDED"/>
+          </w:tcPr>
+          <w:p>
+            <w:pPr>
+              <w:spacing w:before="20" w:after="20"/>
+            </w:pPr>
+            <w:r>
+              <w:rPr>
+                <w:b/>
+                <w:sz w:val="17"/>
+              </w:rPr>
+              <w:t xml:space="preserve">configuration</w:t>
+            </w:r>
+          </w:p>
+        </w:tc>
+        <w:tc>
+          <w:tcPr>
+            <w:tcW w:w="3006" w:type="dxa"/>
+            <w:shd w:val="clear" w:color="auto" w:fill="EDEDED"/>
+          </w:tcPr>
+          <w:p>
+            <w:pPr>
+              <w:spacing w:before="20" w:after="20"/>
+            </w:pPr>
+            <w:r>
+              <w:rPr>
+                <w:b/>
+                <w:sz w:val="17"/>
+              </w:rPr>
+              <w:t xml:space="preserve">classes detected</w:t>
+            </w:r>
+          </w:p>
+        </w:tc>
+        <w:tc>
+          <w:tcPr>
+            <w:tcW w:w="3006" w:type="dxa"/>
+            <w:shd w:val="clear" w:color="auto" w:fill="EDEDED"/>
+          </w:tcPr>
+          <w:p>
+            <w:pPr>
+              <w:spacing w:before="20" w:after="20"/>
+            </w:pPr>
+            <w:r>
+              <w:rPr>
+                <w:b/>
+                <w:sz w:val="17"/>
+              </w:rPr>
+              <w:t xml:space="preserve">attack classes sent entirely to benign</w:t>
+            </w:r>
+          </w:p>
+        </w:tc>
+      </w:tr>
+      <w:tr>
+        <w:tc>
+          <w:tcPr>
+            <w:tcW w:w="3006" w:type="dxa"/>
+          </w:tcPr>
+          <w:p>
+            <w:pPr>
+              <w:spacing w:before="20" w:after="20"/>
+            </w:pPr>
+            <w:r>
+              <w:rPr>
+                <w:sz w:val="17"/>
+              </w:rPr>
+              <w:t xml:space="preserve">PerMFL</w:t>
+            </w:r>
+          </w:p>
+        </w:tc>
+        <w:tc>
+          <w:tcPr>
+            <w:tcW w:w="3006" w:type="dxa"/>
+          </w:tcPr>
+          <w:p>
+            <w:pPr>
+              <w:spacing w:before="20" w:after="20"/>
+            </w:pPr>
+            <w:r>
+              <w:rPr>
+                <w:sz w:val="17"/>
+              </w:rPr>
+              <w:t xml:space="preserve">2 of 9</w:t>
+            </w:r>
+          </w:p>
+        </w:tc>
+        <w:tc>
+          <w:tcPr>
+            <w:tcW w:w="3006" w:type="dxa"/>
+          </w:tcPr>
+          <w:p>
+            <w:pPr>
+              <w:spacing w:before="20" w:after="20"/>
+            </w:pPr>
+            <w:r>
+              <w:rPr>
+                <w:sz w:val="17"/>
+              </w:rPr>
+              <w:t xml:space="preserve">3 of 8</w:t>
+            </w:r>
+          </w:p>
+        </w:tc>
+      </w:tr>
+      <w:tr>
+        <w:tc>
+          <w:tcPr>
+            <w:tcW w:w="3006" w:type="dxa"/>
+          </w:tcPr>
+          <w:p>
+            <w:pPr>
+              <w:spacing w:before="20" w:after="20"/>
+            </w:pPr>
+            <w:r>
+              <w:rPr>
+                <w:sz w:val="17"/>
+              </w:rPr>
+              <w:t xml:space="preserve">Split-λ, $\lambda_{team} = 1.5$</w:t>
+            </w:r>
+          </w:p>
+        </w:tc>
+        <w:tc>
+          <w:tcPr>
+            <w:tcW w:w="3006" w:type="dxa"/>
+          </w:tcPr>
+          <w:p>
+            <w:pPr>
+              <w:spacing w:before="20" w:after="20"/>
+            </w:pPr>
+            <w:r>
+              <w:rPr>
+                <w:sz w:val="17"/>
+              </w:rPr>
+              <w:t xml:space="preserve">3 of 9</w:t>
+            </w:r>
+          </w:p>
+        </w:tc>
+        <w:tc>
+          <w:tcPr>
+            <w:tcW w:w="3006" w:type="dxa"/>
+          </w:tcPr>
+          <w:p>
+            <w:pPr>
+              <w:spacing w:before="20" w:after="20"/>
+            </w:pPr>
+            <w:r>
+              <w:rPr>
+                <w:sz w:val="17"/>
+              </w:rPr>
+              <w:t xml:space="preserve">5 of 8</w:t>
+            </w:r>
+          </w:p>
+        </w:tc>
+      </w:tr>
+      <w:tr>
+        <w:tc>
+          <w:tcPr>
+            <w:tcW w:w="3006" w:type="dxa"/>
+          </w:tcPr>
+          <w:p>
+            <w:pPr>
+              <w:spacing w:before="20" w:after="20"/>
+            </w:pPr>
+            <w:r>
+              <w:rPr>
+                <w:sz w:val="17"/>
+              </w:rPr>
+              <w:t xml:space="preserve">Split-λ, $\lambda_{team} = 12.0$</w:t>
+            </w:r>
+          </w:p>
+        </w:tc>
+        <w:tc>
+          <w:tcPr>
+            <w:tcW w:w="3006" w:type="dxa"/>
+          </w:tcPr>
+          <w:p>
+            <w:pPr>
+              <w:spacing w:before="20" w:after="20"/>
+            </w:pPr>
+            <w:r>
+              <w:rPr>
+                <w:sz w:val="17"/>
+              </w:rPr>
+              <w:t xml:space="preserve">7 of 9</w:t>
+            </w:r>
+          </w:p>
+        </w:tc>
+        <w:tc>
+          <w:tcPr>
+            <w:tcW w:w="3006" w:type="dxa"/>
+          </w:tcPr>
+          <w:p>
+            <w:pPr>
+              <w:spacing w:before="20" w:after="20"/>
+            </w:pPr>
+            <w:r>
+              <w:rPr>
+                <w:sz w:val="17"/>
+              </w:rPr>
+              <w:t xml:space="preserve">1 of 8</w:t>
+            </w:r>
+          </w:p>
+        </w:tc>
+      </w:tr>
+    </w:tbl>
+    <w:p/>
+    <w:p>
+      <w:pPr/>
+      <w:r>
+        <w:t xml:space="preserve">At 1.5 the global model is not usable as a detector, and its errors concentrate on the benign class, which is the more dangerous failure in this setting because a misclassified attack still raises an alert while a benign classification does not. At 12.0 four further classes gain detection and that failure mode largely disappears.</w:t>
+      </w:r>
+    </w:p>
+    <w:p>
+      <w:pPr/>
+      <w:r>
+        <w:t xml:space="preserve">Against this, at 12.0 the team model is weighted eight times more toward its own members than toward the global model, which is closer to a per-team federated average with a weak global anchor than to the method as published. The results below use 1.5 throughout, and the higher setting is reported as evidence that the correction is not exhausted rather than as the configuration under test.</w:t>
+      </w:r>
+    </w:p>
+    <w:p>
+      <w:pPr>
+        <w:pStyle w:val="Heading3"/>
+      </w:pPr>
+      <w:r>
+        <w:t xml:space="preserve">Two mechanisms that did not help</w:t>
+      </w:r>
+    </w:p>
+    <w:p>
+      <w:pPr/>
+      <w:r>
+        <w:t xml:space="preserve">Two changes were implemented and measured, and neither moved a metric. Both are recorded because a negative result narrows the space of explanations.</w:t>
+      </w:r>
+    </w:p>
+    <w:p>
+      <w:pPr/>
+      <w:r>
+        <w:t xml:space="preserve">The drift-triggered reclustering was run with thresholds read from 1782 logged reclustering events rather than chosen a priori. Gating reduced reclustering from 99 rounds in 100 to roughly 25 and halved the variance of cluster agreement, and changed no metric on either tier by more than one standard deviation. Cluster agreement with the true partition stayed near 0.32 at every setting, so the clustering never recovers the domain structure it is intended to find.</w:t>
+      </w:r>
+    </w:p>
+    <w:p>
+      <w:pPr/>
+      <w:r>
+        <w:t xml:space="preserve">A class-weighted loss was implemented on the hypothesis that the objective and the reported metric disagree, since the loss is unweighted while macro F1 weights every class equally on a corpus that is 81.7 per cent benign. Weighting each class by the inverse of its frequency in a client's own labels changed nothing on either arm and left per-class detection identical. The likely reason, untested, is that weights computed within a client are close to uniform when that client holds few classes, while the imbalance the weights were meant to counter exists across clients rather than inside any one of them.</w:t>
+      </w:r>
+    </w:p>
+    <w:p>
+      <w:pPr>
+        <w:pStyle w:val="Heading3"/>
+      </w:pPr>
+      <w:r>
         <w:t xml:space="preserve">Variance</w:t>
       </w:r>
     </w:p>
@@ -6641,13 +7603,19 @@
     <w:p>
       <w:pPr/>
       <w:r>
-        <w:t xml:space="preserve">One configuration goes the other way. Under attack-domain partitioning on TON-IoT, at the highest heterogeneity measured anywhere in the study, the global macro F1 falls from 0.0917 to 0.0403, $t = -6.21$, losing on all five seeds. The Split-λ global accuracy is 0.2369 with a standard deviation of zero, which is exactly the majority-class rate: the model collapsed to predicting normal traffic.</w:t>
-      </w:r>
-    </w:p>
-    <w:p>
-      <w:pPr/>
-      <w:r>
-        <w:t xml:space="preserve">This bounds the claim. Making the global model listen harder to strongly specialised teams can destroy it.</w:t>
+        <w:t xml:space="preserve">One configuration appeared to go the other way, and the reason it did not is instructive. Under attack-domain partitioning on TON-IoT, at ten global rounds with five hundred local steps, global macro F1 fell from 0.0917 to 0.0403, $t = -6.21$, losing on all five seeds, with Split-λ global accuracy pinned at 0.2369, exactly the majority-class rate.</w:t>
+      </w:r>
+    </w:p>
+    <w:p>
+      <w:pPr/>
+      <w:r>
+        <w:t xml:space="preserve">Re-running the same comparison at one hundred global rounds with twenty local steps, the shape used everywhere else in this study and by the original paper, reverses it completely: global macro F1 rises from 0.1007 to 0.1574, $t = 4.14$, winning on all five seeds.</w:t>
+      </w:r>
+    </w:p>
+    <w:p>
+      <w:pPr/>
+      <w:r>
+        <w:t xml:space="preserve">The apparent regression was an artefact of measuring both models before either had converged. It is reported here rather than removed because the earlier configuration was a legitimate reading of the loader defaults at the time, and because the episode establishes that horizon choice can invert a result's sign on this data.</w:t>
       </w:r>
     </w:p>
     <w:p>
